--- a/TranscriptAnalysis/results/correlation_conventional/GrvvkYTW_0k/GrvvkYTW_0k_correlation_topics_n0_p15_m6.docx
+++ b/TranscriptAnalysis/results/correlation_conventional/GrvvkYTW_0k/GrvvkYTW_0k_correlation_topics_n0_p15_m6.docx
@@ -107,7 +107,38 @@
           </w:tcPr>
           <w:p>
             <w:r>
-              <w:t>frame_0000.jpg</w:t>
+              <w:drawing>
+                <wp:inline xmlns:a="http://schemas.openxmlformats.org/drawingml/2006/main" xmlns:pic="http://schemas.openxmlformats.org/drawingml/2006/picture">
+                  <wp:extent cx="1097280" cy="617220"/>
+                  <wp:docPr id="1" name="Picture 1"/>
+                  <wp:cNvGraphicFramePr>
+                    <a:graphicFrameLocks noChangeAspect="1"/>
+                  </wp:cNvGraphicFramePr>
+                  <a:graphic>
+                    <a:graphicData uri="http://schemas.openxmlformats.org/drawingml/2006/picture">
+                      <pic:pic>
+                        <pic:nvPicPr>
+                          <pic:cNvPr id="0" name="frame_0000.jpg"/>
+                          <pic:cNvPicPr/>
+                        </pic:nvPicPr>
+                        <pic:blipFill>
+                          <a:blip r:embed="rId9"/>
+                          <a:stretch>
+                            <a:fillRect/>
+                          </a:stretch>
+                        </pic:blipFill>
+                        <pic:spPr>
+                          <a:xfrm>
+                            <a:off x="0" y="0"/>
+                            <a:ext cx="1097280" cy="617220"/>
+                          </a:xfrm>
+                          <a:prstGeom prst="rect"/>
+                        </pic:spPr>
+                      </pic:pic>
+                    </a:graphicData>
+                  </a:graphic>
+                </wp:inline>
+              </w:drawing>
             </w:r>
           </w:p>
         </w:tc>
@@ -117,7 +148,38 @@
           </w:tcPr>
           <w:p>
             <w:r>
-              <w:t>frame_0070.jpg</w:t>
+              <w:drawing>
+                <wp:inline xmlns:a="http://schemas.openxmlformats.org/drawingml/2006/main" xmlns:pic="http://schemas.openxmlformats.org/drawingml/2006/picture">
+                  <wp:extent cx="1097280" cy="617220"/>
+                  <wp:docPr id="2" name="Picture 2"/>
+                  <wp:cNvGraphicFramePr>
+                    <a:graphicFrameLocks noChangeAspect="1"/>
+                  </wp:cNvGraphicFramePr>
+                  <a:graphic>
+                    <a:graphicData uri="http://schemas.openxmlformats.org/drawingml/2006/picture">
+                      <pic:pic>
+                        <pic:nvPicPr>
+                          <pic:cNvPr id="0" name="frame_0070.jpg"/>
+                          <pic:cNvPicPr/>
+                        </pic:nvPicPr>
+                        <pic:blipFill>
+                          <a:blip r:embed="rId10"/>
+                          <a:stretch>
+                            <a:fillRect/>
+                          </a:stretch>
+                        </pic:blipFill>
+                        <pic:spPr>
+                          <a:xfrm>
+                            <a:off x="0" y="0"/>
+                            <a:ext cx="1097280" cy="617220"/>
+                          </a:xfrm>
+                          <a:prstGeom prst="rect"/>
+                        </pic:spPr>
+                      </pic:pic>
+                    </a:graphicData>
+                  </a:graphic>
+                </wp:inline>
+              </w:drawing>
             </w:r>
           </w:p>
         </w:tc>
@@ -127,7 +189,38 @@
           </w:tcPr>
           <w:p>
             <w:r>
-              <w:t>frame_0139.jpg</w:t>
+              <w:drawing>
+                <wp:inline xmlns:a="http://schemas.openxmlformats.org/drawingml/2006/main" xmlns:pic="http://schemas.openxmlformats.org/drawingml/2006/picture">
+                  <wp:extent cx="1097280" cy="617220"/>
+                  <wp:docPr id="3" name="Picture 3"/>
+                  <wp:cNvGraphicFramePr>
+                    <a:graphicFrameLocks noChangeAspect="1"/>
+                  </wp:cNvGraphicFramePr>
+                  <a:graphic>
+                    <a:graphicData uri="http://schemas.openxmlformats.org/drawingml/2006/picture">
+                      <pic:pic>
+                        <pic:nvPicPr>
+                          <pic:cNvPr id="0" name="frame_0139.jpg"/>
+                          <pic:cNvPicPr/>
+                        </pic:nvPicPr>
+                        <pic:blipFill>
+                          <a:blip r:embed="rId11"/>
+                          <a:stretch>
+                            <a:fillRect/>
+                          </a:stretch>
+                        </pic:blipFill>
+                        <pic:spPr>
+                          <a:xfrm>
+                            <a:off x="0" y="0"/>
+                            <a:ext cx="1097280" cy="617220"/>
+                          </a:xfrm>
+                          <a:prstGeom prst="rect"/>
+                        </pic:spPr>
+                      </pic:pic>
+                    </a:graphicData>
+                  </a:graphic>
+                </wp:inline>
+              </w:drawing>
             </w:r>
           </w:p>
         </w:tc>
@@ -171,7 +264,38 @@
           </w:tcPr>
           <w:p>
             <w:r>
-              <w:t>frame_0000.jpg</w:t>
+              <w:drawing>
+                <wp:inline xmlns:a="http://schemas.openxmlformats.org/drawingml/2006/main" xmlns:pic="http://schemas.openxmlformats.org/drawingml/2006/picture">
+                  <wp:extent cx="1097280" cy="617220"/>
+                  <wp:docPr id="4" name="Picture 4"/>
+                  <wp:cNvGraphicFramePr>
+                    <a:graphicFrameLocks noChangeAspect="1"/>
+                  </wp:cNvGraphicFramePr>
+                  <a:graphic>
+                    <a:graphicData uri="http://schemas.openxmlformats.org/drawingml/2006/picture">
+                      <pic:pic>
+                        <pic:nvPicPr>
+                          <pic:cNvPr id="0" name="frame_0000.jpg"/>
+                          <pic:cNvPicPr/>
+                        </pic:nvPicPr>
+                        <pic:blipFill>
+                          <a:blip r:embed="rId9"/>
+                          <a:stretch>
+                            <a:fillRect/>
+                          </a:stretch>
+                        </pic:blipFill>
+                        <pic:spPr>
+                          <a:xfrm>
+                            <a:off x="0" y="0"/>
+                            <a:ext cx="1097280" cy="617220"/>
+                          </a:xfrm>
+                          <a:prstGeom prst="rect"/>
+                        </pic:spPr>
+                      </pic:pic>
+                    </a:graphicData>
+                  </a:graphic>
+                </wp:inline>
+              </w:drawing>
             </w:r>
           </w:p>
         </w:tc>
@@ -181,7 +305,38 @@
           </w:tcPr>
           <w:p>
             <w:r>
-              <w:t>frame_0070.jpg</w:t>
+              <w:drawing>
+                <wp:inline xmlns:a="http://schemas.openxmlformats.org/drawingml/2006/main" xmlns:pic="http://schemas.openxmlformats.org/drawingml/2006/picture">
+                  <wp:extent cx="1097280" cy="617220"/>
+                  <wp:docPr id="5" name="Picture 5"/>
+                  <wp:cNvGraphicFramePr>
+                    <a:graphicFrameLocks noChangeAspect="1"/>
+                  </wp:cNvGraphicFramePr>
+                  <a:graphic>
+                    <a:graphicData uri="http://schemas.openxmlformats.org/drawingml/2006/picture">
+                      <pic:pic>
+                        <pic:nvPicPr>
+                          <pic:cNvPr id="0" name="frame_0070.jpg"/>
+                          <pic:cNvPicPr/>
+                        </pic:nvPicPr>
+                        <pic:blipFill>
+                          <a:blip r:embed="rId10"/>
+                          <a:stretch>
+                            <a:fillRect/>
+                          </a:stretch>
+                        </pic:blipFill>
+                        <pic:spPr>
+                          <a:xfrm>
+                            <a:off x="0" y="0"/>
+                            <a:ext cx="1097280" cy="617220"/>
+                          </a:xfrm>
+                          <a:prstGeom prst="rect"/>
+                        </pic:spPr>
+                      </pic:pic>
+                    </a:graphicData>
+                  </a:graphic>
+                </wp:inline>
+              </w:drawing>
             </w:r>
           </w:p>
         </w:tc>
@@ -191,7 +346,38 @@
           </w:tcPr>
           <w:p>
             <w:r>
-              <w:t>frame_0139.jpg</w:t>
+              <w:drawing>
+                <wp:inline xmlns:a="http://schemas.openxmlformats.org/drawingml/2006/main" xmlns:pic="http://schemas.openxmlformats.org/drawingml/2006/picture">
+                  <wp:extent cx="1097280" cy="617220"/>
+                  <wp:docPr id="6" name="Picture 6"/>
+                  <wp:cNvGraphicFramePr>
+                    <a:graphicFrameLocks noChangeAspect="1"/>
+                  </wp:cNvGraphicFramePr>
+                  <a:graphic>
+                    <a:graphicData uri="http://schemas.openxmlformats.org/drawingml/2006/picture">
+                      <pic:pic>
+                        <pic:nvPicPr>
+                          <pic:cNvPr id="0" name="frame_0139.jpg"/>
+                          <pic:cNvPicPr/>
+                        </pic:nvPicPr>
+                        <pic:blipFill>
+                          <a:blip r:embed="rId11"/>
+                          <a:stretch>
+                            <a:fillRect/>
+                          </a:stretch>
+                        </pic:blipFill>
+                        <pic:spPr>
+                          <a:xfrm>
+                            <a:off x="0" y="0"/>
+                            <a:ext cx="1097280" cy="617220"/>
+                          </a:xfrm>
+                          <a:prstGeom prst="rect"/>
+                        </pic:spPr>
+                      </pic:pic>
+                    </a:graphicData>
+                  </a:graphic>
+                </wp:inline>
+              </w:drawing>
             </w:r>
           </w:p>
         </w:tc>
@@ -245,7 +431,38 @@
           </w:tcPr>
           <w:p>
             <w:r>
-              <w:t>frame_0000.jpg</w:t>
+              <w:drawing>
+                <wp:inline xmlns:a="http://schemas.openxmlformats.org/drawingml/2006/main" xmlns:pic="http://schemas.openxmlformats.org/drawingml/2006/picture">
+                  <wp:extent cx="1097280" cy="617220"/>
+                  <wp:docPr id="7" name="Picture 7"/>
+                  <wp:cNvGraphicFramePr>
+                    <a:graphicFrameLocks noChangeAspect="1"/>
+                  </wp:cNvGraphicFramePr>
+                  <a:graphic>
+                    <a:graphicData uri="http://schemas.openxmlformats.org/drawingml/2006/picture">
+                      <pic:pic>
+                        <pic:nvPicPr>
+                          <pic:cNvPr id="0" name="frame_0000.jpg"/>
+                          <pic:cNvPicPr/>
+                        </pic:nvPicPr>
+                        <pic:blipFill>
+                          <a:blip r:embed="rId9"/>
+                          <a:stretch>
+                            <a:fillRect/>
+                          </a:stretch>
+                        </pic:blipFill>
+                        <pic:spPr>
+                          <a:xfrm>
+                            <a:off x="0" y="0"/>
+                            <a:ext cx="1097280" cy="617220"/>
+                          </a:xfrm>
+                          <a:prstGeom prst="rect"/>
+                        </pic:spPr>
+                      </pic:pic>
+                    </a:graphicData>
+                  </a:graphic>
+                </wp:inline>
+              </w:drawing>
             </w:r>
           </w:p>
         </w:tc>
@@ -255,7 +472,38 @@
           </w:tcPr>
           <w:p>
             <w:r>
-              <w:t>frame_0070.jpg</w:t>
+              <w:drawing>
+                <wp:inline xmlns:a="http://schemas.openxmlformats.org/drawingml/2006/main" xmlns:pic="http://schemas.openxmlformats.org/drawingml/2006/picture">
+                  <wp:extent cx="1097280" cy="617220"/>
+                  <wp:docPr id="8" name="Picture 8"/>
+                  <wp:cNvGraphicFramePr>
+                    <a:graphicFrameLocks noChangeAspect="1"/>
+                  </wp:cNvGraphicFramePr>
+                  <a:graphic>
+                    <a:graphicData uri="http://schemas.openxmlformats.org/drawingml/2006/picture">
+                      <pic:pic>
+                        <pic:nvPicPr>
+                          <pic:cNvPr id="0" name="frame_0070.jpg"/>
+                          <pic:cNvPicPr/>
+                        </pic:nvPicPr>
+                        <pic:blipFill>
+                          <a:blip r:embed="rId10"/>
+                          <a:stretch>
+                            <a:fillRect/>
+                          </a:stretch>
+                        </pic:blipFill>
+                        <pic:spPr>
+                          <a:xfrm>
+                            <a:off x="0" y="0"/>
+                            <a:ext cx="1097280" cy="617220"/>
+                          </a:xfrm>
+                          <a:prstGeom prst="rect"/>
+                        </pic:spPr>
+                      </pic:pic>
+                    </a:graphicData>
+                  </a:graphic>
+                </wp:inline>
+              </w:drawing>
             </w:r>
           </w:p>
         </w:tc>
@@ -265,7 +513,38 @@
           </w:tcPr>
           <w:p>
             <w:r>
-              <w:t>frame_0139.jpg</w:t>
+              <w:drawing>
+                <wp:inline xmlns:a="http://schemas.openxmlformats.org/drawingml/2006/main" xmlns:pic="http://schemas.openxmlformats.org/drawingml/2006/picture">
+                  <wp:extent cx="1097280" cy="617220"/>
+                  <wp:docPr id="9" name="Picture 9"/>
+                  <wp:cNvGraphicFramePr>
+                    <a:graphicFrameLocks noChangeAspect="1"/>
+                  </wp:cNvGraphicFramePr>
+                  <a:graphic>
+                    <a:graphicData uri="http://schemas.openxmlformats.org/drawingml/2006/picture">
+                      <pic:pic>
+                        <pic:nvPicPr>
+                          <pic:cNvPr id="0" name="frame_0139.jpg"/>
+                          <pic:cNvPicPr/>
+                        </pic:nvPicPr>
+                        <pic:blipFill>
+                          <a:blip r:embed="rId11"/>
+                          <a:stretch>
+                            <a:fillRect/>
+                          </a:stretch>
+                        </pic:blipFill>
+                        <pic:spPr>
+                          <a:xfrm>
+                            <a:off x="0" y="0"/>
+                            <a:ext cx="1097280" cy="617220"/>
+                          </a:xfrm>
+                          <a:prstGeom prst="rect"/>
+                        </pic:spPr>
+                      </pic:pic>
+                    </a:graphicData>
+                  </a:graphic>
+                </wp:inline>
+              </w:drawing>
             </w:r>
           </w:p>
         </w:tc>
@@ -309,7 +588,38 @@
           </w:tcPr>
           <w:p>
             <w:r>
-              <w:t>frame_0000.jpg</w:t>
+              <w:drawing>
+                <wp:inline xmlns:a="http://schemas.openxmlformats.org/drawingml/2006/main" xmlns:pic="http://schemas.openxmlformats.org/drawingml/2006/picture">
+                  <wp:extent cx="1097280" cy="617220"/>
+                  <wp:docPr id="10" name="Picture 10"/>
+                  <wp:cNvGraphicFramePr>
+                    <a:graphicFrameLocks noChangeAspect="1"/>
+                  </wp:cNvGraphicFramePr>
+                  <a:graphic>
+                    <a:graphicData uri="http://schemas.openxmlformats.org/drawingml/2006/picture">
+                      <pic:pic>
+                        <pic:nvPicPr>
+                          <pic:cNvPr id="0" name="frame_0000.jpg"/>
+                          <pic:cNvPicPr/>
+                        </pic:nvPicPr>
+                        <pic:blipFill>
+                          <a:blip r:embed="rId9"/>
+                          <a:stretch>
+                            <a:fillRect/>
+                          </a:stretch>
+                        </pic:blipFill>
+                        <pic:spPr>
+                          <a:xfrm>
+                            <a:off x="0" y="0"/>
+                            <a:ext cx="1097280" cy="617220"/>
+                          </a:xfrm>
+                          <a:prstGeom prst="rect"/>
+                        </pic:spPr>
+                      </pic:pic>
+                    </a:graphicData>
+                  </a:graphic>
+                </wp:inline>
+              </w:drawing>
             </w:r>
           </w:p>
         </w:tc>
@@ -319,7 +629,38 @@
           </w:tcPr>
           <w:p>
             <w:r>
-              <w:t>frame_0070.jpg</w:t>
+              <w:drawing>
+                <wp:inline xmlns:a="http://schemas.openxmlformats.org/drawingml/2006/main" xmlns:pic="http://schemas.openxmlformats.org/drawingml/2006/picture">
+                  <wp:extent cx="1097280" cy="617220"/>
+                  <wp:docPr id="11" name="Picture 11"/>
+                  <wp:cNvGraphicFramePr>
+                    <a:graphicFrameLocks noChangeAspect="1"/>
+                  </wp:cNvGraphicFramePr>
+                  <a:graphic>
+                    <a:graphicData uri="http://schemas.openxmlformats.org/drawingml/2006/picture">
+                      <pic:pic>
+                        <pic:nvPicPr>
+                          <pic:cNvPr id="0" name="frame_0070.jpg"/>
+                          <pic:cNvPicPr/>
+                        </pic:nvPicPr>
+                        <pic:blipFill>
+                          <a:blip r:embed="rId10"/>
+                          <a:stretch>
+                            <a:fillRect/>
+                          </a:stretch>
+                        </pic:blipFill>
+                        <pic:spPr>
+                          <a:xfrm>
+                            <a:off x="0" y="0"/>
+                            <a:ext cx="1097280" cy="617220"/>
+                          </a:xfrm>
+                          <a:prstGeom prst="rect"/>
+                        </pic:spPr>
+                      </pic:pic>
+                    </a:graphicData>
+                  </a:graphic>
+                </wp:inline>
+              </w:drawing>
             </w:r>
           </w:p>
         </w:tc>
@@ -329,7 +670,38 @@
           </w:tcPr>
           <w:p>
             <w:r>
-              <w:t>frame_0139.jpg</w:t>
+              <w:drawing>
+                <wp:inline xmlns:a="http://schemas.openxmlformats.org/drawingml/2006/main" xmlns:pic="http://schemas.openxmlformats.org/drawingml/2006/picture">
+                  <wp:extent cx="1097280" cy="617220"/>
+                  <wp:docPr id="12" name="Picture 12"/>
+                  <wp:cNvGraphicFramePr>
+                    <a:graphicFrameLocks noChangeAspect="1"/>
+                  </wp:cNvGraphicFramePr>
+                  <a:graphic>
+                    <a:graphicData uri="http://schemas.openxmlformats.org/drawingml/2006/picture">
+                      <pic:pic>
+                        <pic:nvPicPr>
+                          <pic:cNvPr id="0" name="frame_0139.jpg"/>
+                          <pic:cNvPicPr/>
+                        </pic:nvPicPr>
+                        <pic:blipFill>
+                          <a:blip r:embed="rId11"/>
+                          <a:stretch>
+                            <a:fillRect/>
+                          </a:stretch>
+                        </pic:blipFill>
+                        <pic:spPr>
+                          <a:xfrm>
+                            <a:off x="0" y="0"/>
+                            <a:ext cx="1097280" cy="617220"/>
+                          </a:xfrm>
+                          <a:prstGeom prst="rect"/>
+                        </pic:spPr>
+                      </pic:pic>
+                    </a:graphicData>
+                  </a:graphic>
+                </wp:inline>
+              </w:drawing>
             </w:r>
           </w:p>
         </w:tc>
@@ -383,7 +755,38 @@
           </w:tcPr>
           <w:p>
             <w:r>
-              <w:t>frame_0000.jpg</w:t>
+              <w:drawing>
+                <wp:inline xmlns:a="http://schemas.openxmlformats.org/drawingml/2006/main" xmlns:pic="http://schemas.openxmlformats.org/drawingml/2006/picture">
+                  <wp:extent cx="1097280" cy="617220"/>
+                  <wp:docPr id="13" name="Picture 13"/>
+                  <wp:cNvGraphicFramePr>
+                    <a:graphicFrameLocks noChangeAspect="1"/>
+                  </wp:cNvGraphicFramePr>
+                  <a:graphic>
+                    <a:graphicData uri="http://schemas.openxmlformats.org/drawingml/2006/picture">
+                      <pic:pic>
+                        <pic:nvPicPr>
+                          <pic:cNvPr id="0" name="frame_0000.jpg"/>
+                          <pic:cNvPicPr/>
+                        </pic:nvPicPr>
+                        <pic:blipFill>
+                          <a:blip r:embed="rId9"/>
+                          <a:stretch>
+                            <a:fillRect/>
+                          </a:stretch>
+                        </pic:blipFill>
+                        <pic:spPr>
+                          <a:xfrm>
+                            <a:off x="0" y="0"/>
+                            <a:ext cx="1097280" cy="617220"/>
+                          </a:xfrm>
+                          <a:prstGeom prst="rect"/>
+                        </pic:spPr>
+                      </pic:pic>
+                    </a:graphicData>
+                  </a:graphic>
+                </wp:inline>
+              </w:drawing>
             </w:r>
           </w:p>
         </w:tc>
@@ -393,7 +796,38 @@
           </w:tcPr>
           <w:p>
             <w:r>
-              <w:t>frame_0070.jpg</w:t>
+              <w:drawing>
+                <wp:inline xmlns:a="http://schemas.openxmlformats.org/drawingml/2006/main" xmlns:pic="http://schemas.openxmlformats.org/drawingml/2006/picture">
+                  <wp:extent cx="1097280" cy="617220"/>
+                  <wp:docPr id="14" name="Picture 14"/>
+                  <wp:cNvGraphicFramePr>
+                    <a:graphicFrameLocks noChangeAspect="1"/>
+                  </wp:cNvGraphicFramePr>
+                  <a:graphic>
+                    <a:graphicData uri="http://schemas.openxmlformats.org/drawingml/2006/picture">
+                      <pic:pic>
+                        <pic:nvPicPr>
+                          <pic:cNvPr id="0" name="frame_0070.jpg"/>
+                          <pic:cNvPicPr/>
+                        </pic:nvPicPr>
+                        <pic:blipFill>
+                          <a:blip r:embed="rId10"/>
+                          <a:stretch>
+                            <a:fillRect/>
+                          </a:stretch>
+                        </pic:blipFill>
+                        <pic:spPr>
+                          <a:xfrm>
+                            <a:off x="0" y="0"/>
+                            <a:ext cx="1097280" cy="617220"/>
+                          </a:xfrm>
+                          <a:prstGeom prst="rect"/>
+                        </pic:spPr>
+                      </pic:pic>
+                    </a:graphicData>
+                  </a:graphic>
+                </wp:inline>
+              </w:drawing>
             </w:r>
           </w:p>
         </w:tc>
@@ -403,7 +837,38 @@
           </w:tcPr>
           <w:p>
             <w:r>
-              <w:t>frame_0139.jpg</w:t>
+              <w:drawing>
+                <wp:inline xmlns:a="http://schemas.openxmlformats.org/drawingml/2006/main" xmlns:pic="http://schemas.openxmlformats.org/drawingml/2006/picture">
+                  <wp:extent cx="1097280" cy="617220"/>
+                  <wp:docPr id="15" name="Picture 15"/>
+                  <wp:cNvGraphicFramePr>
+                    <a:graphicFrameLocks noChangeAspect="1"/>
+                  </wp:cNvGraphicFramePr>
+                  <a:graphic>
+                    <a:graphicData uri="http://schemas.openxmlformats.org/drawingml/2006/picture">
+                      <pic:pic>
+                        <pic:nvPicPr>
+                          <pic:cNvPr id="0" name="frame_0139.jpg"/>
+                          <pic:cNvPicPr/>
+                        </pic:nvPicPr>
+                        <pic:blipFill>
+                          <a:blip r:embed="rId11"/>
+                          <a:stretch>
+                            <a:fillRect/>
+                          </a:stretch>
+                        </pic:blipFill>
+                        <pic:spPr>
+                          <a:xfrm>
+                            <a:off x="0" y="0"/>
+                            <a:ext cx="1097280" cy="617220"/>
+                          </a:xfrm>
+                          <a:prstGeom prst="rect"/>
+                        </pic:spPr>
+                      </pic:pic>
+                    </a:graphicData>
+                  </a:graphic>
+                </wp:inline>
+              </w:drawing>
             </w:r>
           </w:p>
         </w:tc>
@@ -447,7 +912,38 @@
           </w:tcPr>
           <w:p>
             <w:r>
-              <w:t>frame_0000.jpg</w:t>
+              <w:drawing>
+                <wp:inline xmlns:a="http://schemas.openxmlformats.org/drawingml/2006/main" xmlns:pic="http://schemas.openxmlformats.org/drawingml/2006/picture">
+                  <wp:extent cx="1097280" cy="617220"/>
+                  <wp:docPr id="16" name="Picture 16"/>
+                  <wp:cNvGraphicFramePr>
+                    <a:graphicFrameLocks noChangeAspect="1"/>
+                  </wp:cNvGraphicFramePr>
+                  <a:graphic>
+                    <a:graphicData uri="http://schemas.openxmlformats.org/drawingml/2006/picture">
+                      <pic:pic>
+                        <pic:nvPicPr>
+                          <pic:cNvPr id="0" name="frame_0000.jpg"/>
+                          <pic:cNvPicPr/>
+                        </pic:nvPicPr>
+                        <pic:blipFill>
+                          <a:blip r:embed="rId9"/>
+                          <a:stretch>
+                            <a:fillRect/>
+                          </a:stretch>
+                        </pic:blipFill>
+                        <pic:spPr>
+                          <a:xfrm>
+                            <a:off x="0" y="0"/>
+                            <a:ext cx="1097280" cy="617220"/>
+                          </a:xfrm>
+                          <a:prstGeom prst="rect"/>
+                        </pic:spPr>
+                      </pic:pic>
+                    </a:graphicData>
+                  </a:graphic>
+                </wp:inline>
+              </w:drawing>
             </w:r>
           </w:p>
         </w:tc>
@@ -457,7 +953,38 @@
           </w:tcPr>
           <w:p>
             <w:r>
-              <w:t>frame_0070.jpg</w:t>
+              <w:drawing>
+                <wp:inline xmlns:a="http://schemas.openxmlformats.org/drawingml/2006/main" xmlns:pic="http://schemas.openxmlformats.org/drawingml/2006/picture">
+                  <wp:extent cx="1097280" cy="617220"/>
+                  <wp:docPr id="17" name="Picture 17"/>
+                  <wp:cNvGraphicFramePr>
+                    <a:graphicFrameLocks noChangeAspect="1"/>
+                  </wp:cNvGraphicFramePr>
+                  <a:graphic>
+                    <a:graphicData uri="http://schemas.openxmlformats.org/drawingml/2006/picture">
+                      <pic:pic>
+                        <pic:nvPicPr>
+                          <pic:cNvPr id="0" name="frame_0070.jpg"/>
+                          <pic:cNvPicPr/>
+                        </pic:nvPicPr>
+                        <pic:blipFill>
+                          <a:blip r:embed="rId10"/>
+                          <a:stretch>
+                            <a:fillRect/>
+                          </a:stretch>
+                        </pic:blipFill>
+                        <pic:spPr>
+                          <a:xfrm>
+                            <a:off x="0" y="0"/>
+                            <a:ext cx="1097280" cy="617220"/>
+                          </a:xfrm>
+                          <a:prstGeom prst="rect"/>
+                        </pic:spPr>
+                      </pic:pic>
+                    </a:graphicData>
+                  </a:graphic>
+                </wp:inline>
+              </w:drawing>
             </w:r>
           </w:p>
         </w:tc>
@@ -467,7 +994,38 @@
           </w:tcPr>
           <w:p>
             <w:r>
-              <w:t>frame_0139.jpg</w:t>
+              <w:drawing>
+                <wp:inline xmlns:a="http://schemas.openxmlformats.org/drawingml/2006/main" xmlns:pic="http://schemas.openxmlformats.org/drawingml/2006/picture">
+                  <wp:extent cx="1097280" cy="617220"/>
+                  <wp:docPr id="18" name="Picture 18"/>
+                  <wp:cNvGraphicFramePr>
+                    <a:graphicFrameLocks noChangeAspect="1"/>
+                  </wp:cNvGraphicFramePr>
+                  <a:graphic>
+                    <a:graphicData uri="http://schemas.openxmlformats.org/drawingml/2006/picture">
+                      <pic:pic>
+                        <pic:nvPicPr>
+                          <pic:cNvPr id="0" name="frame_0139.jpg"/>
+                          <pic:cNvPicPr/>
+                        </pic:nvPicPr>
+                        <pic:blipFill>
+                          <a:blip r:embed="rId11"/>
+                          <a:stretch>
+                            <a:fillRect/>
+                          </a:stretch>
+                        </pic:blipFill>
+                        <pic:spPr>
+                          <a:xfrm>
+                            <a:off x="0" y="0"/>
+                            <a:ext cx="1097280" cy="617220"/>
+                          </a:xfrm>
+                          <a:prstGeom prst="rect"/>
+                        </pic:spPr>
+                      </pic:pic>
+                    </a:graphicData>
+                  </a:graphic>
+                </wp:inline>
+              </w:drawing>
             </w:r>
           </w:p>
         </w:tc>
@@ -521,7 +1079,38 @@
           </w:tcPr>
           <w:p>
             <w:r>
-              <w:t>frame_0000.jpg</w:t>
+              <w:drawing>
+                <wp:inline xmlns:a="http://schemas.openxmlformats.org/drawingml/2006/main" xmlns:pic="http://schemas.openxmlformats.org/drawingml/2006/picture">
+                  <wp:extent cx="1097280" cy="617220"/>
+                  <wp:docPr id="19" name="Picture 19"/>
+                  <wp:cNvGraphicFramePr>
+                    <a:graphicFrameLocks noChangeAspect="1"/>
+                  </wp:cNvGraphicFramePr>
+                  <a:graphic>
+                    <a:graphicData uri="http://schemas.openxmlformats.org/drawingml/2006/picture">
+                      <pic:pic>
+                        <pic:nvPicPr>
+                          <pic:cNvPr id="0" name="frame_0000.jpg"/>
+                          <pic:cNvPicPr/>
+                        </pic:nvPicPr>
+                        <pic:blipFill>
+                          <a:blip r:embed="rId9"/>
+                          <a:stretch>
+                            <a:fillRect/>
+                          </a:stretch>
+                        </pic:blipFill>
+                        <pic:spPr>
+                          <a:xfrm>
+                            <a:off x="0" y="0"/>
+                            <a:ext cx="1097280" cy="617220"/>
+                          </a:xfrm>
+                          <a:prstGeom prst="rect"/>
+                        </pic:spPr>
+                      </pic:pic>
+                    </a:graphicData>
+                  </a:graphic>
+                </wp:inline>
+              </w:drawing>
             </w:r>
           </w:p>
         </w:tc>
@@ -531,7 +1120,38 @@
           </w:tcPr>
           <w:p>
             <w:r>
-              <w:t>frame_0070.jpg</w:t>
+              <w:drawing>
+                <wp:inline xmlns:a="http://schemas.openxmlformats.org/drawingml/2006/main" xmlns:pic="http://schemas.openxmlformats.org/drawingml/2006/picture">
+                  <wp:extent cx="1097280" cy="617220"/>
+                  <wp:docPr id="20" name="Picture 20"/>
+                  <wp:cNvGraphicFramePr>
+                    <a:graphicFrameLocks noChangeAspect="1"/>
+                  </wp:cNvGraphicFramePr>
+                  <a:graphic>
+                    <a:graphicData uri="http://schemas.openxmlformats.org/drawingml/2006/picture">
+                      <pic:pic>
+                        <pic:nvPicPr>
+                          <pic:cNvPr id="0" name="frame_0070.jpg"/>
+                          <pic:cNvPicPr/>
+                        </pic:nvPicPr>
+                        <pic:blipFill>
+                          <a:blip r:embed="rId10"/>
+                          <a:stretch>
+                            <a:fillRect/>
+                          </a:stretch>
+                        </pic:blipFill>
+                        <pic:spPr>
+                          <a:xfrm>
+                            <a:off x="0" y="0"/>
+                            <a:ext cx="1097280" cy="617220"/>
+                          </a:xfrm>
+                          <a:prstGeom prst="rect"/>
+                        </pic:spPr>
+                      </pic:pic>
+                    </a:graphicData>
+                  </a:graphic>
+                </wp:inline>
+              </w:drawing>
             </w:r>
           </w:p>
         </w:tc>
@@ -541,7 +1161,38 @@
           </w:tcPr>
           <w:p>
             <w:r>
-              <w:t>frame_0139.jpg</w:t>
+              <w:drawing>
+                <wp:inline xmlns:a="http://schemas.openxmlformats.org/drawingml/2006/main" xmlns:pic="http://schemas.openxmlformats.org/drawingml/2006/picture">
+                  <wp:extent cx="1097280" cy="617220"/>
+                  <wp:docPr id="21" name="Picture 21"/>
+                  <wp:cNvGraphicFramePr>
+                    <a:graphicFrameLocks noChangeAspect="1"/>
+                  </wp:cNvGraphicFramePr>
+                  <a:graphic>
+                    <a:graphicData uri="http://schemas.openxmlformats.org/drawingml/2006/picture">
+                      <pic:pic>
+                        <pic:nvPicPr>
+                          <pic:cNvPr id="0" name="frame_0139.jpg"/>
+                          <pic:cNvPicPr/>
+                        </pic:nvPicPr>
+                        <pic:blipFill>
+                          <a:blip r:embed="rId11"/>
+                          <a:stretch>
+                            <a:fillRect/>
+                          </a:stretch>
+                        </pic:blipFill>
+                        <pic:spPr>
+                          <a:xfrm>
+                            <a:off x="0" y="0"/>
+                            <a:ext cx="1097280" cy="617220"/>
+                          </a:xfrm>
+                          <a:prstGeom prst="rect"/>
+                        </pic:spPr>
+                      </pic:pic>
+                    </a:graphicData>
+                  </a:graphic>
+                </wp:inline>
+              </w:drawing>
             </w:r>
           </w:p>
         </w:tc>
@@ -585,7 +1236,38 @@
           </w:tcPr>
           <w:p>
             <w:r>
-              <w:t>frame_0000.jpg</w:t>
+              <w:drawing>
+                <wp:inline xmlns:a="http://schemas.openxmlformats.org/drawingml/2006/main" xmlns:pic="http://schemas.openxmlformats.org/drawingml/2006/picture">
+                  <wp:extent cx="1097280" cy="617220"/>
+                  <wp:docPr id="22" name="Picture 22"/>
+                  <wp:cNvGraphicFramePr>
+                    <a:graphicFrameLocks noChangeAspect="1"/>
+                  </wp:cNvGraphicFramePr>
+                  <a:graphic>
+                    <a:graphicData uri="http://schemas.openxmlformats.org/drawingml/2006/picture">
+                      <pic:pic>
+                        <pic:nvPicPr>
+                          <pic:cNvPr id="0" name="frame_0000.jpg"/>
+                          <pic:cNvPicPr/>
+                        </pic:nvPicPr>
+                        <pic:blipFill>
+                          <a:blip r:embed="rId9"/>
+                          <a:stretch>
+                            <a:fillRect/>
+                          </a:stretch>
+                        </pic:blipFill>
+                        <pic:spPr>
+                          <a:xfrm>
+                            <a:off x="0" y="0"/>
+                            <a:ext cx="1097280" cy="617220"/>
+                          </a:xfrm>
+                          <a:prstGeom prst="rect"/>
+                        </pic:spPr>
+                      </pic:pic>
+                    </a:graphicData>
+                  </a:graphic>
+                </wp:inline>
+              </w:drawing>
             </w:r>
           </w:p>
         </w:tc>
@@ -595,7 +1277,38 @@
           </w:tcPr>
           <w:p>
             <w:r>
-              <w:t>frame_0070.jpg</w:t>
+              <w:drawing>
+                <wp:inline xmlns:a="http://schemas.openxmlformats.org/drawingml/2006/main" xmlns:pic="http://schemas.openxmlformats.org/drawingml/2006/picture">
+                  <wp:extent cx="1097280" cy="617220"/>
+                  <wp:docPr id="23" name="Picture 23"/>
+                  <wp:cNvGraphicFramePr>
+                    <a:graphicFrameLocks noChangeAspect="1"/>
+                  </wp:cNvGraphicFramePr>
+                  <a:graphic>
+                    <a:graphicData uri="http://schemas.openxmlformats.org/drawingml/2006/picture">
+                      <pic:pic>
+                        <pic:nvPicPr>
+                          <pic:cNvPr id="0" name="frame_0070.jpg"/>
+                          <pic:cNvPicPr/>
+                        </pic:nvPicPr>
+                        <pic:blipFill>
+                          <a:blip r:embed="rId10"/>
+                          <a:stretch>
+                            <a:fillRect/>
+                          </a:stretch>
+                        </pic:blipFill>
+                        <pic:spPr>
+                          <a:xfrm>
+                            <a:off x="0" y="0"/>
+                            <a:ext cx="1097280" cy="617220"/>
+                          </a:xfrm>
+                          <a:prstGeom prst="rect"/>
+                        </pic:spPr>
+                      </pic:pic>
+                    </a:graphicData>
+                  </a:graphic>
+                </wp:inline>
+              </w:drawing>
             </w:r>
           </w:p>
         </w:tc>
@@ -605,7 +1318,38 @@
           </w:tcPr>
           <w:p>
             <w:r>
-              <w:t>frame_0139.jpg</w:t>
+              <w:drawing>
+                <wp:inline xmlns:a="http://schemas.openxmlformats.org/drawingml/2006/main" xmlns:pic="http://schemas.openxmlformats.org/drawingml/2006/picture">
+                  <wp:extent cx="1097280" cy="617220"/>
+                  <wp:docPr id="24" name="Picture 24"/>
+                  <wp:cNvGraphicFramePr>
+                    <a:graphicFrameLocks noChangeAspect="1"/>
+                  </wp:cNvGraphicFramePr>
+                  <a:graphic>
+                    <a:graphicData uri="http://schemas.openxmlformats.org/drawingml/2006/picture">
+                      <pic:pic>
+                        <pic:nvPicPr>
+                          <pic:cNvPr id="0" name="frame_0139.jpg"/>
+                          <pic:cNvPicPr/>
+                        </pic:nvPicPr>
+                        <pic:blipFill>
+                          <a:blip r:embed="rId11"/>
+                          <a:stretch>
+                            <a:fillRect/>
+                          </a:stretch>
+                        </pic:blipFill>
+                        <pic:spPr>
+                          <a:xfrm>
+                            <a:off x="0" y="0"/>
+                            <a:ext cx="1097280" cy="617220"/>
+                          </a:xfrm>
+                          <a:prstGeom prst="rect"/>
+                        </pic:spPr>
+                      </pic:pic>
+                    </a:graphicData>
+                  </a:graphic>
+                </wp:inline>
+              </w:drawing>
             </w:r>
           </w:p>
         </w:tc>
@@ -659,7 +1403,38 @@
           </w:tcPr>
           <w:p>
             <w:r>
-              <w:t>frame_0000.jpg</w:t>
+              <w:drawing>
+                <wp:inline xmlns:a="http://schemas.openxmlformats.org/drawingml/2006/main" xmlns:pic="http://schemas.openxmlformats.org/drawingml/2006/picture">
+                  <wp:extent cx="1097280" cy="617220"/>
+                  <wp:docPr id="25" name="Picture 25"/>
+                  <wp:cNvGraphicFramePr>
+                    <a:graphicFrameLocks noChangeAspect="1"/>
+                  </wp:cNvGraphicFramePr>
+                  <a:graphic>
+                    <a:graphicData uri="http://schemas.openxmlformats.org/drawingml/2006/picture">
+                      <pic:pic>
+                        <pic:nvPicPr>
+                          <pic:cNvPr id="0" name="frame_0000.jpg"/>
+                          <pic:cNvPicPr/>
+                        </pic:nvPicPr>
+                        <pic:blipFill>
+                          <a:blip r:embed="rId9"/>
+                          <a:stretch>
+                            <a:fillRect/>
+                          </a:stretch>
+                        </pic:blipFill>
+                        <pic:spPr>
+                          <a:xfrm>
+                            <a:off x="0" y="0"/>
+                            <a:ext cx="1097280" cy="617220"/>
+                          </a:xfrm>
+                          <a:prstGeom prst="rect"/>
+                        </pic:spPr>
+                      </pic:pic>
+                    </a:graphicData>
+                  </a:graphic>
+                </wp:inline>
+              </w:drawing>
             </w:r>
           </w:p>
         </w:tc>
@@ -669,7 +1444,38 @@
           </w:tcPr>
           <w:p>
             <w:r>
-              <w:t>frame_0070.jpg</w:t>
+              <w:drawing>
+                <wp:inline xmlns:a="http://schemas.openxmlformats.org/drawingml/2006/main" xmlns:pic="http://schemas.openxmlformats.org/drawingml/2006/picture">
+                  <wp:extent cx="1097280" cy="617220"/>
+                  <wp:docPr id="26" name="Picture 26"/>
+                  <wp:cNvGraphicFramePr>
+                    <a:graphicFrameLocks noChangeAspect="1"/>
+                  </wp:cNvGraphicFramePr>
+                  <a:graphic>
+                    <a:graphicData uri="http://schemas.openxmlformats.org/drawingml/2006/picture">
+                      <pic:pic>
+                        <pic:nvPicPr>
+                          <pic:cNvPr id="0" name="frame_0070.jpg"/>
+                          <pic:cNvPicPr/>
+                        </pic:nvPicPr>
+                        <pic:blipFill>
+                          <a:blip r:embed="rId10"/>
+                          <a:stretch>
+                            <a:fillRect/>
+                          </a:stretch>
+                        </pic:blipFill>
+                        <pic:spPr>
+                          <a:xfrm>
+                            <a:off x="0" y="0"/>
+                            <a:ext cx="1097280" cy="617220"/>
+                          </a:xfrm>
+                          <a:prstGeom prst="rect"/>
+                        </pic:spPr>
+                      </pic:pic>
+                    </a:graphicData>
+                  </a:graphic>
+                </wp:inline>
+              </w:drawing>
             </w:r>
           </w:p>
         </w:tc>
@@ -679,7 +1485,38 @@
           </w:tcPr>
           <w:p>
             <w:r>
-              <w:t>frame_0139.jpg</w:t>
+              <w:drawing>
+                <wp:inline xmlns:a="http://schemas.openxmlformats.org/drawingml/2006/main" xmlns:pic="http://schemas.openxmlformats.org/drawingml/2006/picture">
+                  <wp:extent cx="1097280" cy="617220"/>
+                  <wp:docPr id="27" name="Picture 27"/>
+                  <wp:cNvGraphicFramePr>
+                    <a:graphicFrameLocks noChangeAspect="1"/>
+                  </wp:cNvGraphicFramePr>
+                  <a:graphic>
+                    <a:graphicData uri="http://schemas.openxmlformats.org/drawingml/2006/picture">
+                      <pic:pic>
+                        <pic:nvPicPr>
+                          <pic:cNvPr id="0" name="frame_0139.jpg"/>
+                          <pic:cNvPicPr/>
+                        </pic:nvPicPr>
+                        <pic:blipFill>
+                          <a:blip r:embed="rId11"/>
+                          <a:stretch>
+                            <a:fillRect/>
+                          </a:stretch>
+                        </pic:blipFill>
+                        <pic:spPr>
+                          <a:xfrm>
+                            <a:off x="0" y="0"/>
+                            <a:ext cx="1097280" cy="617220"/>
+                          </a:xfrm>
+                          <a:prstGeom prst="rect"/>
+                        </pic:spPr>
+                      </pic:pic>
+                    </a:graphicData>
+                  </a:graphic>
+                </wp:inline>
+              </w:drawing>
             </w:r>
           </w:p>
         </w:tc>
@@ -723,7 +1560,38 @@
           </w:tcPr>
           <w:p>
             <w:r>
-              <w:t>frame_0000.jpg</w:t>
+              <w:drawing>
+                <wp:inline xmlns:a="http://schemas.openxmlformats.org/drawingml/2006/main" xmlns:pic="http://schemas.openxmlformats.org/drawingml/2006/picture">
+                  <wp:extent cx="1097280" cy="617220"/>
+                  <wp:docPr id="28" name="Picture 28"/>
+                  <wp:cNvGraphicFramePr>
+                    <a:graphicFrameLocks noChangeAspect="1"/>
+                  </wp:cNvGraphicFramePr>
+                  <a:graphic>
+                    <a:graphicData uri="http://schemas.openxmlformats.org/drawingml/2006/picture">
+                      <pic:pic>
+                        <pic:nvPicPr>
+                          <pic:cNvPr id="0" name="frame_0000.jpg"/>
+                          <pic:cNvPicPr/>
+                        </pic:nvPicPr>
+                        <pic:blipFill>
+                          <a:blip r:embed="rId9"/>
+                          <a:stretch>
+                            <a:fillRect/>
+                          </a:stretch>
+                        </pic:blipFill>
+                        <pic:spPr>
+                          <a:xfrm>
+                            <a:off x="0" y="0"/>
+                            <a:ext cx="1097280" cy="617220"/>
+                          </a:xfrm>
+                          <a:prstGeom prst="rect"/>
+                        </pic:spPr>
+                      </pic:pic>
+                    </a:graphicData>
+                  </a:graphic>
+                </wp:inline>
+              </w:drawing>
             </w:r>
           </w:p>
         </w:tc>
@@ -733,7 +1601,38 @@
           </w:tcPr>
           <w:p>
             <w:r>
-              <w:t>frame_0070.jpg</w:t>
+              <w:drawing>
+                <wp:inline xmlns:a="http://schemas.openxmlformats.org/drawingml/2006/main" xmlns:pic="http://schemas.openxmlformats.org/drawingml/2006/picture">
+                  <wp:extent cx="1097280" cy="617220"/>
+                  <wp:docPr id="29" name="Picture 29"/>
+                  <wp:cNvGraphicFramePr>
+                    <a:graphicFrameLocks noChangeAspect="1"/>
+                  </wp:cNvGraphicFramePr>
+                  <a:graphic>
+                    <a:graphicData uri="http://schemas.openxmlformats.org/drawingml/2006/picture">
+                      <pic:pic>
+                        <pic:nvPicPr>
+                          <pic:cNvPr id="0" name="frame_0070.jpg"/>
+                          <pic:cNvPicPr/>
+                        </pic:nvPicPr>
+                        <pic:blipFill>
+                          <a:blip r:embed="rId10"/>
+                          <a:stretch>
+                            <a:fillRect/>
+                          </a:stretch>
+                        </pic:blipFill>
+                        <pic:spPr>
+                          <a:xfrm>
+                            <a:off x="0" y="0"/>
+                            <a:ext cx="1097280" cy="617220"/>
+                          </a:xfrm>
+                          <a:prstGeom prst="rect"/>
+                        </pic:spPr>
+                      </pic:pic>
+                    </a:graphicData>
+                  </a:graphic>
+                </wp:inline>
+              </w:drawing>
             </w:r>
           </w:p>
         </w:tc>
@@ -743,7 +1642,38 @@
           </w:tcPr>
           <w:p>
             <w:r>
-              <w:t>frame_0139.jpg</w:t>
+              <w:drawing>
+                <wp:inline xmlns:a="http://schemas.openxmlformats.org/drawingml/2006/main" xmlns:pic="http://schemas.openxmlformats.org/drawingml/2006/picture">
+                  <wp:extent cx="1097280" cy="617220"/>
+                  <wp:docPr id="30" name="Picture 30"/>
+                  <wp:cNvGraphicFramePr>
+                    <a:graphicFrameLocks noChangeAspect="1"/>
+                  </wp:cNvGraphicFramePr>
+                  <a:graphic>
+                    <a:graphicData uri="http://schemas.openxmlformats.org/drawingml/2006/picture">
+                      <pic:pic>
+                        <pic:nvPicPr>
+                          <pic:cNvPr id="0" name="frame_0139.jpg"/>
+                          <pic:cNvPicPr/>
+                        </pic:nvPicPr>
+                        <pic:blipFill>
+                          <a:blip r:embed="rId11"/>
+                          <a:stretch>
+                            <a:fillRect/>
+                          </a:stretch>
+                        </pic:blipFill>
+                        <pic:spPr>
+                          <a:xfrm>
+                            <a:off x="0" y="0"/>
+                            <a:ext cx="1097280" cy="617220"/>
+                          </a:xfrm>
+                          <a:prstGeom prst="rect"/>
+                        </pic:spPr>
+                      </pic:pic>
+                    </a:graphicData>
+                  </a:graphic>
+                </wp:inline>
+              </w:drawing>
             </w:r>
           </w:p>
         </w:tc>
@@ -797,7 +1727,38 @@
           </w:tcPr>
           <w:p>
             <w:r>
-              <w:t>frame_0000.jpg</w:t>
+              <w:drawing>
+                <wp:inline xmlns:a="http://schemas.openxmlformats.org/drawingml/2006/main" xmlns:pic="http://schemas.openxmlformats.org/drawingml/2006/picture">
+                  <wp:extent cx="1097280" cy="617220"/>
+                  <wp:docPr id="31" name="Picture 31"/>
+                  <wp:cNvGraphicFramePr>
+                    <a:graphicFrameLocks noChangeAspect="1"/>
+                  </wp:cNvGraphicFramePr>
+                  <a:graphic>
+                    <a:graphicData uri="http://schemas.openxmlformats.org/drawingml/2006/picture">
+                      <pic:pic>
+                        <pic:nvPicPr>
+                          <pic:cNvPr id="0" name="frame_0000.jpg"/>
+                          <pic:cNvPicPr/>
+                        </pic:nvPicPr>
+                        <pic:blipFill>
+                          <a:blip r:embed="rId9"/>
+                          <a:stretch>
+                            <a:fillRect/>
+                          </a:stretch>
+                        </pic:blipFill>
+                        <pic:spPr>
+                          <a:xfrm>
+                            <a:off x="0" y="0"/>
+                            <a:ext cx="1097280" cy="617220"/>
+                          </a:xfrm>
+                          <a:prstGeom prst="rect"/>
+                        </pic:spPr>
+                      </pic:pic>
+                    </a:graphicData>
+                  </a:graphic>
+                </wp:inline>
+              </w:drawing>
             </w:r>
           </w:p>
         </w:tc>
@@ -807,7 +1768,38 @@
           </w:tcPr>
           <w:p>
             <w:r>
-              <w:t>frame_0070.jpg</w:t>
+              <w:drawing>
+                <wp:inline xmlns:a="http://schemas.openxmlformats.org/drawingml/2006/main" xmlns:pic="http://schemas.openxmlformats.org/drawingml/2006/picture">
+                  <wp:extent cx="1097280" cy="617220"/>
+                  <wp:docPr id="32" name="Picture 32"/>
+                  <wp:cNvGraphicFramePr>
+                    <a:graphicFrameLocks noChangeAspect="1"/>
+                  </wp:cNvGraphicFramePr>
+                  <a:graphic>
+                    <a:graphicData uri="http://schemas.openxmlformats.org/drawingml/2006/picture">
+                      <pic:pic>
+                        <pic:nvPicPr>
+                          <pic:cNvPr id="0" name="frame_0070.jpg"/>
+                          <pic:cNvPicPr/>
+                        </pic:nvPicPr>
+                        <pic:blipFill>
+                          <a:blip r:embed="rId10"/>
+                          <a:stretch>
+                            <a:fillRect/>
+                          </a:stretch>
+                        </pic:blipFill>
+                        <pic:spPr>
+                          <a:xfrm>
+                            <a:off x="0" y="0"/>
+                            <a:ext cx="1097280" cy="617220"/>
+                          </a:xfrm>
+                          <a:prstGeom prst="rect"/>
+                        </pic:spPr>
+                      </pic:pic>
+                    </a:graphicData>
+                  </a:graphic>
+                </wp:inline>
+              </w:drawing>
             </w:r>
           </w:p>
         </w:tc>
@@ -817,7 +1809,38 @@
           </w:tcPr>
           <w:p>
             <w:r>
-              <w:t>frame_0139.jpg</w:t>
+              <w:drawing>
+                <wp:inline xmlns:a="http://schemas.openxmlformats.org/drawingml/2006/main" xmlns:pic="http://schemas.openxmlformats.org/drawingml/2006/picture">
+                  <wp:extent cx="1097280" cy="617220"/>
+                  <wp:docPr id="33" name="Picture 33"/>
+                  <wp:cNvGraphicFramePr>
+                    <a:graphicFrameLocks noChangeAspect="1"/>
+                  </wp:cNvGraphicFramePr>
+                  <a:graphic>
+                    <a:graphicData uri="http://schemas.openxmlformats.org/drawingml/2006/picture">
+                      <pic:pic>
+                        <pic:nvPicPr>
+                          <pic:cNvPr id="0" name="frame_0139.jpg"/>
+                          <pic:cNvPicPr/>
+                        </pic:nvPicPr>
+                        <pic:blipFill>
+                          <a:blip r:embed="rId11"/>
+                          <a:stretch>
+                            <a:fillRect/>
+                          </a:stretch>
+                        </pic:blipFill>
+                        <pic:spPr>
+                          <a:xfrm>
+                            <a:off x="0" y="0"/>
+                            <a:ext cx="1097280" cy="617220"/>
+                          </a:xfrm>
+                          <a:prstGeom prst="rect"/>
+                        </pic:spPr>
+                      </pic:pic>
+                    </a:graphicData>
+                  </a:graphic>
+                </wp:inline>
+              </w:drawing>
             </w:r>
           </w:p>
         </w:tc>
@@ -867,7 +1890,38 @@
           </w:tcPr>
           <w:p>
             <w:r>
-              <w:t>frame_0000.jpg</w:t>
+              <w:drawing>
+                <wp:inline xmlns:a="http://schemas.openxmlformats.org/drawingml/2006/main" xmlns:pic="http://schemas.openxmlformats.org/drawingml/2006/picture">
+                  <wp:extent cx="1097280" cy="617220"/>
+                  <wp:docPr id="34" name="Picture 34"/>
+                  <wp:cNvGraphicFramePr>
+                    <a:graphicFrameLocks noChangeAspect="1"/>
+                  </wp:cNvGraphicFramePr>
+                  <a:graphic>
+                    <a:graphicData uri="http://schemas.openxmlformats.org/drawingml/2006/picture">
+                      <pic:pic>
+                        <pic:nvPicPr>
+                          <pic:cNvPr id="0" name="frame_0000.jpg"/>
+                          <pic:cNvPicPr/>
+                        </pic:nvPicPr>
+                        <pic:blipFill>
+                          <a:blip r:embed="rId9"/>
+                          <a:stretch>
+                            <a:fillRect/>
+                          </a:stretch>
+                        </pic:blipFill>
+                        <pic:spPr>
+                          <a:xfrm>
+                            <a:off x="0" y="0"/>
+                            <a:ext cx="1097280" cy="617220"/>
+                          </a:xfrm>
+                          <a:prstGeom prst="rect"/>
+                        </pic:spPr>
+                      </pic:pic>
+                    </a:graphicData>
+                  </a:graphic>
+                </wp:inline>
+              </w:drawing>
             </w:r>
           </w:p>
         </w:tc>
@@ -877,7 +1931,38 @@
           </w:tcPr>
           <w:p>
             <w:r>
-              <w:t>frame_0070.jpg</w:t>
+              <w:drawing>
+                <wp:inline xmlns:a="http://schemas.openxmlformats.org/drawingml/2006/main" xmlns:pic="http://schemas.openxmlformats.org/drawingml/2006/picture">
+                  <wp:extent cx="1097280" cy="617220"/>
+                  <wp:docPr id="35" name="Picture 35"/>
+                  <wp:cNvGraphicFramePr>
+                    <a:graphicFrameLocks noChangeAspect="1"/>
+                  </wp:cNvGraphicFramePr>
+                  <a:graphic>
+                    <a:graphicData uri="http://schemas.openxmlformats.org/drawingml/2006/picture">
+                      <pic:pic>
+                        <pic:nvPicPr>
+                          <pic:cNvPr id="0" name="frame_0070.jpg"/>
+                          <pic:cNvPicPr/>
+                        </pic:nvPicPr>
+                        <pic:blipFill>
+                          <a:blip r:embed="rId10"/>
+                          <a:stretch>
+                            <a:fillRect/>
+                          </a:stretch>
+                        </pic:blipFill>
+                        <pic:spPr>
+                          <a:xfrm>
+                            <a:off x="0" y="0"/>
+                            <a:ext cx="1097280" cy="617220"/>
+                          </a:xfrm>
+                          <a:prstGeom prst="rect"/>
+                        </pic:spPr>
+                      </pic:pic>
+                    </a:graphicData>
+                  </a:graphic>
+                </wp:inline>
+              </w:drawing>
             </w:r>
           </w:p>
         </w:tc>
@@ -887,7 +1972,38 @@
           </w:tcPr>
           <w:p>
             <w:r>
-              <w:t>frame_0139.jpg</w:t>
+              <w:drawing>
+                <wp:inline xmlns:a="http://schemas.openxmlformats.org/drawingml/2006/main" xmlns:pic="http://schemas.openxmlformats.org/drawingml/2006/picture">
+                  <wp:extent cx="1097280" cy="617220"/>
+                  <wp:docPr id="36" name="Picture 36"/>
+                  <wp:cNvGraphicFramePr>
+                    <a:graphicFrameLocks noChangeAspect="1"/>
+                  </wp:cNvGraphicFramePr>
+                  <a:graphic>
+                    <a:graphicData uri="http://schemas.openxmlformats.org/drawingml/2006/picture">
+                      <pic:pic>
+                        <pic:nvPicPr>
+                          <pic:cNvPr id="0" name="frame_0139.jpg"/>
+                          <pic:cNvPicPr/>
+                        </pic:nvPicPr>
+                        <pic:blipFill>
+                          <a:blip r:embed="rId11"/>
+                          <a:stretch>
+                            <a:fillRect/>
+                          </a:stretch>
+                        </pic:blipFill>
+                        <pic:spPr>
+                          <a:xfrm>
+                            <a:off x="0" y="0"/>
+                            <a:ext cx="1097280" cy="617220"/>
+                          </a:xfrm>
+                          <a:prstGeom prst="rect"/>
+                        </pic:spPr>
+                      </pic:pic>
+                    </a:graphicData>
+                  </a:graphic>
+                </wp:inline>
+              </w:drawing>
             </w:r>
           </w:p>
         </w:tc>
@@ -947,7 +2063,38 @@
           </w:tcPr>
           <w:p>
             <w:r>
-              <w:t>frame_0000.jpg</w:t>
+              <w:drawing>
+                <wp:inline xmlns:a="http://schemas.openxmlformats.org/drawingml/2006/main" xmlns:pic="http://schemas.openxmlformats.org/drawingml/2006/picture">
+                  <wp:extent cx="1097280" cy="617220"/>
+                  <wp:docPr id="37" name="Picture 37"/>
+                  <wp:cNvGraphicFramePr>
+                    <a:graphicFrameLocks noChangeAspect="1"/>
+                  </wp:cNvGraphicFramePr>
+                  <a:graphic>
+                    <a:graphicData uri="http://schemas.openxmlformats.org/drawingml/2006/picture">
+                      <pic:pic>
+                        <pic:nvPicPr>
+                          <pic:cNvPr id="0" name="frame_0000.jpg"/>
+                          <pic:cNvPicPr/>
+                        </pic:nvPicPr>
+                        <pic:blipFill>
+                          <a:blip r:embed="rId9"/>
+                          <a:stretch>
+                            <a:fillRect/>
+                          </a:stretch>
+                        </pic:blipFill>
+                        <pic:spPr>
+                          <a:xfrm>
+                            <a:off x="0" y="0"/>
+                            <a:ext cx="1097280" cy="617220"/>
+                          </a:xfrm>
+                          <a:prstGeom prst="rect"/>
+                        </pic:spPr>
+                      </pic:pic>
+                    </a:graphicData>
+                  </a:graphic>
+                </wp:inline>
+              </w:drawing>
             </w:r>
           </w:p>
         </w:tc>
@@ -957,7 +2104,38 @@
           </w:tcPr>
           <w:p>
             <w:r>
-              <w:t>frame_0070.jpg</w:t>
+              <w:drawing>
+                <wp:inline xmlns:a="http://schemas.openxmlformats.org/drawingml/2006/main" xmlns:pic="http://schemas.openxmlformats.org/drawingml/2006/picture">
+                  <wp:extent cx="1097280" cy="617220"/>
+                  <wp:docPr id="38" name="Picture 38"/>
+                  <wp:cNvGraphicFramePr>
+                    <a:graphicFrameLocks noChangeAspect="1"/>
+                  </wp:cNvGraphicFramePr>
+                  <a:graphic>
+                    <a:graphicData uri="http://schemas.openxmlformats.org/drawingml/2006/picture">
+                      <pic:pic>
+                        <pic:nvPicPr>
+                          <pic:cNvPr id="0" name="frame_0070.jpg"/>
+                          <pic:cNvPicPr/>
+                        </pic:nvPicPr>
+                        <pic:blipFill>
+                          <a:blip r:embed="rId10"/>
+                          <a:stretch>
+                            <a:fillRect/>
+                          </a:stretch>
+                        </pic:blipFill>
+                        <pic:spPr>
+                          <a:xfrm>
+                            <a:off x="0" y="0"/>
+                            <a:ext cx="1097280" cy="617220"/>
+                          </a:xfrm>
+                          <a:prstGeom prst="rect"/>
+                        </pic:spPr>
+                      </pic:pic>
+                    </a:graphicData>
+                  </a:graphic>
+                </wp:inline>
+              </w:drawing>
             </w:r>
           </w:p>
         </w:tc>
@@ -967,7 +2145,38 @@
           </w:tcPr>
           <w:p>
             <w:r>
-              <w:t>frame_0139.jpg</w:t>
+              <w:drawing>
+                <wp:inline xmlns:a="http://schemas.openxmlformats.org/drawingml/2006/main" xmlns:pic="http://schemas.openxmlformats.org/drawingml/2006/picture">
+                  <wp:extent cx="1097280" cy="617220"/>
+                  <wp:docPr id="39" name="Picture 39"/>
+                  <wp:cNvGraphicFramePr>
+                    <a:graphicFrameLocks noChangeAspect="1"/>
+                  </wp:cNvGraphicFramePr>
+                  <a:graphic>
+                    <a:graphicData uri="http://schemas.openxmlformats.org/drawingml/2006/picture">
+                      <pic:pic>
+                        <pic:nvPicPr>
+                          <pic:cNvPr id="0" name="frame_0139.jpg"/>
+                          <pic:cNvPicPr/>
+                        </pic:nvPicPr>
+                        <pic:blipFill>
+                          <a:blip r:embed="rId11"/>
+                          <a:stretch>
+                            <a:fillRect/>
+                          </a:stretch>
+                        </pic:blipFill>
+                        <pic:spPr>
+                          <a:xfrm>
+                            <a:off x="0" y="0"/>
+                            <a:ext cx="1097280" cy="617220"/>
+                          </a:xfrm>
+                          <a:prstGeom prst="rect"/>
+                        </pic:spPr>
+                      </pic:pic>
+                    </a:graphicData>
+                  </a:graphic>
+                </wp:inline>
+              </w:drawing>
             </w:r>
           </w:p>
         </w:tc>
@@ -1011,7 +2220,38 @@
           </w:tcPr>
           <w:p>
             <w:r>
-              <w:t>frame_0000.jpg</w:t>
+              <w:drawing>
+                <wp:inline xmlns:a="http://schemas.openxmlformats.org/drawingml/2006/main" xmlns:pic="http://schemas.openxmlformats.org/drawingml/2006/picture">
+                  <wp:extent cx="1097280" cy="617220"/>
+                  <wp:docPr id="40" name="Picture 40"/>
+                  <wp:cNvGraphicFramePr>
+                    <a:graphicFrameLocks noChangeAspect="1"/>
+                  </wp:cNvGraphicFramePr>
+                  <a:graphic>
+                    <a:graphicData uri="http://schemas.openxmlformats.org/drawingml/2006/picture">
+                      <pic:pic>
+                        <pic:nvPicPr>
+                          <pic:cNvPr id="0" name="frame_0000.jpg"/>
+                          <pic:cNvPicPr/>
+                        </pic:nvPicPr>
+                        <pic:blipFill>
+                          <a:blip r:embed="rId9"/>
+                          <a:stretch>
+                            <a:fillRect/>
+                          </a:stretch>
+                        </pic:blipFill>
+                        <pic:spPr>
+                          <a:xfrm>
+                            <a:off x="0" y="0"/>
+                            <a:ext cx="1097280" cy="617220"/>
+                          </a:xfrm>
+                          <a:prstGeom prst="rect"/>
+                        </pic:spPr>
+                      </pic:pic>
+                    </a:graphicData>
+                  </a:graphic>
+                </wp:inline>
+              </w:drawing>
             </w:r>
           </w:p>
         </w:tc>
@@ -1021,7 +2261,38 @@
           </w:tcPr>
           <w:p>
             <w:r>
-              <w:t>frame_0070.jpg</w:t>
+              <w:drawing>
+                <wp:inline xmlns:a="http://schemas.openxmlformats.org/drawingml/2006/main" xmlns:pic="http://schemas.openxmlformats.org/drawingml/2006/picture">
+                  <wp:extent cx="1097280" cy="617220"/>
+                  <wp:docPr id="41" name="Picture 41"/>
+                  <wp:cNvGraphicFramePr>
+                    <a:graphicFrameLocks noChangeAspect="1"/>
+                  </wp:cNvGraphicFramePr>
+                  <a:graphic>
+                    <a:graphicData uri="http://schemas.openxmlformats.org/drawingml/2006/picture">
+                      <pic:pic>
+                        <pic:nvPicPr>
+                          <pic:cNvPr id="0" name="frame_0070.jpg"/>
+                          <pic:cNvPicPr/>
+                        </pic:nvPicPr>
+                        <pic:blipFill>
+                          <a:blip r:embed="rId10"/>
+                          <a:stretch>
+                            <a:fillRect/>
+                          </a:stretch>
+                        </pic:blipFill>
+                        <pic:spPr>
+                          <a:xfrm>
+                            <a:off x="0" y="0"/>
+                            <a:ext cx="1097280" cy="617220"/>
+                          </a:xfrm>
+                          <a:prstGeom prst="rect"/>
+                        </pic:spPr>
+                      </pic:pic>
+                    </a:graphicData>
+                  </a:graphic>
+                </wp:inline>
+              </w:drawing>
             </w:r>
           </w:p>
         </w:tc>
@@ -1031,7 +2302,38 @@
           </w:tcPr>
           <w:p>
             <w:r>
-              <w:t>frame_0139.jpg</w:t>
+              <w:drawing>
+                <wp:inline xmlns:a="http://schemas.openxmlformats.org/drawingml/2006/main" xmlns:pic="http://schemas.openxmlformats.org/drawingml/2006/picture">
+                  <wp:extent cx="1097280" cy="617220"/>
+                  <wp:docPr id="42" name="Picture 42"/>
+                  <wp:cNvGraphicFramePr>
+                    <a:graphicFrameLocks noChangeAspect="1"/>
+                  </wp:cNvGraphicFramePr>
+                  <a:graphic>
+                    <a:graphicData uri="http://schemas.openxmlformats.org/drawingml/2006/picture">
+                      <pic:pic>
+                        <pic:nvPicPr>
+                          <pic:cNvPr id="0" name="frame_0139.jpg"/>
+                          <pic:cNvPicPr/>
+                        </pic:nvPicPr>
+                        <pic:blipFill>
+                          <a:blip r:embed="rId11"/>
+                          <a:stretch>
+                            <a:fillRect/>
+                          </a:stretch>
+                        </pic:blipFill>
+                        <pic:spPr>
+                          <a:xfrm>
+                            <a:off x="0" y="0"/>
+                            <a:ext cx="1097280" cy="617220"/>
+                          </a:xfrm>
+                          <a:prstGeom prst="rect"/>
+                        </pic:spPr>
+                      </pic:pic>
+                    </a:graphicData>
+                  </a:graphic>
+                </wp:inline>
+              </w:drawing>
             </w:r>
           </w:p>
         </w:tc>
@@ -1085,7 +2387,38 @@
           </w:tcPr>
           <w:p>
             <w:r>
-              <w:t>frame_0000.jpg</w:t>
+              <w:drawing>
+                <wp:inline xmlns:a="http://schemas.openxmlformats.org/drawingml/2006/main" xmlns:pic="http://schemas.openxmlformats.org/drawingml/2006/picture">
+                  <wp:extent cx="1097280" cy="617220"/>
+                  <wp:docPr id="43" name="Picture 43"/>
+                  <wp:cNvGraphicFramePr>
+                    <a:graphicFrameLocks noChangeAspect="1"/>
+                  </wp:cNvGraphicFramePr>
+                  <a:graphic>
+                    <a:graphicData uri="http://schemas.openxmlformats.org/drawingml/2006/picture">
+                      <pic:pic>
+                        <pic:nvPicPr>
+                          <pic:cNvPr id="0" name="frame_0000.jpg"/>
+                          <pic:cNvPicPr/>
+                        </pic:nvPicPr>
+                        <pic:blipFill>
+                          <a:blip r:embed="rId9"/>
+                          <a:stretch>
+                            <a:fillRect/>
+                          </a:stretch>
+                        </pic:blipFill>
+                        <pic:spPr>
+                          <a:xfrm>
+                            <a:off x="0" y="0"/>
+                            <a:ext cx="1097280" cy="617220"/>
+                          </a:xfrm>
+                          <a:prstGeom prst="rect"/>
+                        </pic:spPr>
+                      </pic:pic>
+                    </a:graphicData>
+                  </a:graphic>
+                </wp:inline>
+              </w:drawing>
             </w:r>
           </w:p>
         </w:tc>
@@ -1095,7 +2428,38 @@
           </w:tcPr>
           <w:p>
             <w:r>
-              <w:t>frame_0070.jpg</w:t>
+              <w:drawing>
+                <wp:inline xmlns:a="http://schemas.openxmlformats.org/drawingml/2006/main" xmlns:pic="http://schemas.openxmlformats.org/drawingml/2006/picture">
+                  <wp:extent cx="1097280" cy="617220"/>
+                  <wp:docPr id="44" name="Picture 44"/>
+                  <wp:cNvGraphicFramePr>
+                    <a:graphicFrameLocks noChangeAspect="1"/>
+                  </wp:cNvGraphicFramePr>
+                  <a:graphic>
+                    <a:graphicData uri="http://schemas.openxmlformats.org/drawingml/2006/picture">
+                      <pic:pic>
+                        <pic:nvPicPr>
+                          <pic:cNvPr id="0" name="frame_0070.jpg"/>
+                          <pic:cNvPicPr/>
+                        </pic:nvPicPr>
+                        <pic:blipFill>
+                          <a:blip r:embed="rId10"/>
+                          <a:stretch>
+                            <a:fillRect/>
+                          </a:stretch>
+                        </pic:blipFill>
+                        <pic:spPr>
+                          <a:xfrm>
+                            <a:off x="0" y="0"/>
+                            <a:ext cx="1097280" cy="617220"/>
+                          </a:xfrm>
+                          <a:prstGeom prst="rect"/>
+                        </pic:spPr>
+                      </pic:pic>
+                    </a:graphicData>
+                  </a:graphic>
+                </wp:inline>
+              </w:drawing>
             </w:r>
           </w:p>
         </w:tc>
@@ -1105,7 +2469,38 @@
           </w:tcPr>
           <w:p>
             <w:r>
-              <w:t>frame_0139.jpg</w:t>
+              <w:drawing>
+                <wp:inline xmlns:a="http://schemas.openxmlformats.org/drawingml/2006/main" xmlns:pic="http://schemas.openxmlformats.org/drawingml/2006/picture">
+                  <wp:extent cx="1097280" cy="617220"/>
+                  <wp:docPr id="45" name="Picture 45"/>
+                  <wp:cNvGraphicFramePr>
+                    <a:graphicFrameLocks noChangeAspect="1"/>
+                  </wp:cNvGraphicFramePr>
+                  <a:graphic>
+                    <a:graphicData uri="http://schemas.openxmlformats.org/drawingml/2006/picture">
+                      <pic:pic>
+                        <pic:nvPicPr>
+                          <pic:cNvPr id="0" name="frame_0139.jpg"/>
+                          <pic:cNvPicPr/>
+                        </pic:nvPicPr>
+                        <pic:blipFill>
+                          <a:blip r:embed="rId11"/>
+                          <a:stretch>
+                            <a:fillRect/>
+                          </a:stretch>
+                        </pic:blipFill>
+                        <pic:spPr>
+                          <a:xfrm>
+                            <a:off x="0" y="0"/>
+                            <a:ext cx="1097280" cy="617220"/>
+                          </a:xfrm>
+                          <a:prstGeom prst="rect"/>
+                        </pic:spPr>
+                      </pic:pic>
+                    </a:graphicData>
+                  </a:graphic>
+                </wp:inline>
+              </w:drawing>
             </w:r>
           </w:p>
         </w:tc>
@@ -1149,7 +2544,38 @@
           </w:tcPr>
           <w:p>
             <w:r>
-              <w:t>frame_0000.jpg</w:t>
+              <w:drawing>
+                <wp:inline xmlns:a="http://schemas.openxmlformats.org/drawingml/2006/main" xmlns:pic="http://schemas.openxmlformats.org/drawingml/2006/picture">
+                  <wp:extent cx="1097280" cy="617220"/>
+                  <wp:docPr id="46" name="Picture 46"/>
+                  <wp:cNvGraphicFramePr>
+                    <a:graphicFrameLocks noChangeAspect="1"/>
+                  </wp:cNvGraphicFramePr>
+                  <a:graphic>
+                    <a:graphicData uri="http://schemas.openxmlformats.org/drawingml/2006/picture">
+                      <pic:pic>
+                        <pic:nvPicPr>
+                          <pic:cNvPr id="0" name="frame_0000.jpg"/>
+                          <pic:cNvPicPr/>
+                        </pic:nvPicPr>
+                        <pic:blipFill>
+                          <a:blip r:embed="rId9"/>
+                          <a:stretch>
+                            <a:fillRect/>
+                          </a:stretch>
+                        </pic:blipFill>
+                        <pic:spPr>
+                          <a:xfrm>
+                            <a:off x="0" y="0"/>
+                            <a:ext cx="1097280" cy="617220"/>
+                          </a:xfrm>
+                          <a:prstGeom prst="rect"/>
+                        </pic:spPr>
+                      </pic:pic>
+                    </a:graphicData>
+                  </a:graphic>
+                </wp:inline>
+              </w:drawing>
             </w:r>
           </w:p>
         </w:tc>
@@ -1159,7 +2585,38 @@
           </w:tcPr>
           <w:p>
             <w:r>
-              <w:t>frame_0070.jpg</w:t>
+              <w:drawing>
+                <wp:inline xmlns:a="http://schemas.openxmlformats.org/drawingml/2006/main" xmlns:pic="http://schemas.openxmlformats.org/drawingml/2006/picture">
+                  <wp:extent cx="1097280" cy="617220"/>
+                  <wp:docPr id="47" name="Picture 47"/>
+                  <wp:cNvGraphicFramePr>
+                    <a:graphicFrameLocks noChangeAspect="1"/>
+                  </wp:cNvGraphicFramePr>
+                  <a:graphic>
+                    <a:graphicData uri="http://schemas.openxmlformats.org/drawingml/2006/picture">
+                      <pic:pic>
+                        <pic:nvPicPr>
+                          <pic:cNvPr id="0" name="frame_0070.jpg"/>
+                          <pic:cNvPicPr/>
+                        </pic:nvPicPr>
+                        <pic:blipFill>
+                          <a:blip r:embed="rId10"/>
+                          <a:stretch>
+                            <a:fillRect/>
+                          </a:stretch>
+                        </pic:blipFill>
+                        <pic:spPr>
+                          <a:xfrm>
+                            <a:off x="0" y="0"/>
+                            <a:ext cx="1097280" cy="617220"/>
+                          </a:xfrm>
+                          <a:prstGeom prst="rect"/>
+                        </pic:spPr>
+                      </pic:pic>
+                    </a:graphicData>
+                  </a:graphic>
+                </wp:inline>
+              </w:drawing>
             </w:r>
           </w:p>
         </w:tc>
@@ -1169,7 +2626,38 @@
           </w:tcPr>
           <w:p>
             <w:r>
-              <w:t>frame_0139.jpg</w:t>
+              <w:drawing>
+                <wp:inline xmlns:a="http://schemas.openxmlformats.org/drawingml/2006/main" xmlns:pic="http://schemas.openxmlformats.org/drawingml/2006/picture">
+                  <wp:extent cx="1097280" cy="617220"/>
+                  <wp:docPr id="48" name="Picture 48"/>
+                  <wp:cNvGraphicFramePr>
+                    <a:graphicFrameLocks noChangeAspect="1"/>
+                  </wp:cNvGraphicFramePr>
+                  <a:graphic>
+                    <a:graphicData uri="http://schemas.openxmlformats.org/drawingml/2006/picture">
+                      <pic:pic>
+                        <pic:nvPicPr>
+                          <pic:cNvPr id="0" name="frame_0139.jpg"/>
+                          <pic:cNvPicPr/>
+                        </pic:nvPicPr>
+                        <pic:blipFill>
+                          <a:blip r:embed="rId11"/>
+                          <a:stretch>
+                            <a:fillRect/>
+                          </a:stretch>
+                        </pic:blipFill>
+                        <pic:spPr>
+                          <a:xfrm>
+                            <a:off x="0" y="0"/>
+                            <a:ext cx="1097280" cy="617220"/>
+                          </a:xfrm>
+                          <a:prstGeom prst="rect"/>
+                        </pic:spPr>
+                      </pic:pic>
+                    </a:graphicData>
+                  </a:graphic>
+                </wp:inline>
+              </w:drawing>
             </w:r>
           </w:p>
         </w:tc>
@@ -1223,7 +2711,38 @@
           </w:tcPr>
           <w:p>
             <w:r>
-              <w:t>frame_0000.jpg</w:t>
+              <w:drawing>
+                <wp:inline xmlns:a="http://schemas.openxmlformats.org/drawingml/2006/main" xmlns:pic="http://schemas.openxmlformats.org/drawingml/2006/picture">
+                  <wp:extent cx="1097280" cy="617220"/>
+                  <wp:docPr id="49" name="Picture 49"/>
+                  <wp:cNvGraphicFramePr>
+                    <a:graphicFrameLocks noChangeAspect="1"/>
+                  </wp:cNvGraphicFramePr>
+                  <a:graphic>
+                    <a:graphicData uri="http://schemas.openxmlformats.org/drawingml/2006/picture">
+                      <pic:pic>
+                        <pic:nvPicPr>
+                          <pic:cNvPr id="0" name="frame_0000.jpg"/>
+                          <pic:cNvPicPr/>
+                        </pic:nvPicPr>
+                        <pic:blipFill>
+                          <a:blip r:embed="rId9"/>
+                          <a:stretch>
+                            <a:fillRect/>
+                          </a:stretch>
+                        </pic:blipFill>
+                        <pic:spPr>
+                          <a:xfrm>
+                            <a:off x="0" y="0"/>
+                            <a:ext cx="1097280" cy="617220"/>
+                          </a:xfrm>
+                          <a:prstGeom prst="rect"/>
+                        </pic:spPr>
+                      </pic:pic>
+                    </a:graphicData>
+                  </a:graphic>
+                </wp:inline>
+              </w:drawing>
             </w:r>
           </w:p>
         </w:tc>
@@ -1233,7 +2752,38 @@
           </w:tcPr>
           <w:p>
             <w:r>
-              <w:t>frame_0070.jpg</w:t>
+              <w:drawing>
+                <wp:inline xmlns:a="http://schemas.openxmlformats.org/drawingml/2006/main" xmlns:pic="http://schemas.openxmlformats.org/drawingml/2006/picture">
+                  <wp:extent cx="1097280" cy="617220"/>
+                  <wp:docPr id="50" name="Picture 50"/>
+                  <wp:cNvGraphicFramePr>
+                    <a:graphicFrameLocks noChangeAspect="1"/>
+                  </wp:cNvGraphicFramePr>
+                  <a:graphic>
+                    <a:graphicData uri="http://schemas.openxmlformats.org/drawingml/2006/picture">
+                      <pic:pic>
+                        <pic:nvPicPr>
+                          <pic:cNvPr id="0" name="frame_0070.jpg"/>
+                          <pic:cNvPicPr/>
+                        </pic:nvPicPr>
+                        <pic:blipFill>
+                          <a:blip r:embed="rId10"/>
+                          <a:stretch>
+                            <a:fillRect/>
+                          </a:stretch>
+                        </pic:blipFill>
+                        <pic:spPr>
+                          <a:xfrm>
+                            <a:off x="0" y="0"/>
+                            <a:ext cx="1097280" cy="617220"/>
+                          </a:xfrm>
+                          <a:prstGeom prst="rect"/>
+                        </pic:spPr>
+                      </pic:pic>
+                    </a:graphicData>
+                  </a:graphic>
+                </wp:inline>
+              </w:drawing>
             </w:r>
           </w:p>
         </w:tc>
@@ -1243,7 +2793,38 @@
           </w:tcPr>
           <w:p>
             <w:r>
-              <w:t>frame_0139.jpg</w:t>
+              <w:drawing>
+                <wp:inline xmlns:a="http://schemas.openxmlformats.org/drawingml/2006/main" xmlns:pic="http://schemas.openxmlformats.org/drawingml/2006/picture">
+                  <wp:extent cx="1097280" cy="617220"/>
+                  <wp:docPr id="51" name="Picture 51"/>
+                  <wp:cNvGraphicFramePr>
+                    <a:graphicFrameLocks noChangeAspect="1"/>
+                  </wp:cNvGraphicFramePr>
+                  <a:graphic>
+                    <a:graphicData uri="http://schemas.openxmlformats.org/drawingml/2006/picture">
+                      <pic:pic>
+                        <pic:nvPicPr>
+                          <pic:cNvPr id="0" name="frame_0139.jpg"/>
+                          <pic:cNvPicPr/>
+                        </pic:nvPicPr>
+                        <pic:blipFill>
+                          <a:blip r:embed="rId11"/>
+                          <a:stretch>
+                            <a:fillRect/>
+                          </a:stretch>
+                        </pic:blipFill>
+                        <pic:spPr>
+                          <a:xfrm>
+                            <a:off x="0" y="0"/>
+                            <a:ext cx="1097280" cy="617220"/>
+                          </a:xfrm>
+                          <a:prstGeom prst="rect"/>
+                        </pic:spPr>
+                      </pic:pic>
+                    </a:graphicData>
+                  </a:graphic>
+                </wp:inline>
+              </w:drawing>
             </w:r>
           </w:p>
         </w:tc>
@@ -1287,7 +2868,38 @@
           </w:tcPr>
           <w:p>
             <w:r>
-              <w:t>frame_0000.jpg</w:t>
+              <w:drawing>
+                <wp:inline xmlns:a="http://schemas.openxmlformats.org/drawingml/2006/main" xmlns:pic="http://schemas.openxmlformats.org/drawingml/2006/picture">
+                  <wp:extent cx="1097280" cy="617220"/>
+                  <wp:docPr id="52" name="Picture 52"/>
+                  <wp:cNvGraphicFramePr>
+                    <a:graphicFrameLocks noChangeAspect="1"/>
+                  </wp:cNvGraphicFramePr>
+                  <a:graphic>
+                    <a:graphicData uri="http://schemas.openxmlformats.org/drawingml/2006/picture">
+                      <pic:pic>
+                        <pic:nvPicPr>
+                          <pic:cNvPr id="0" name="frame_0000.jpg"/>
+                          <pic:cNvPicPr/>
+                        </pic:nvPicPr>
+                        <pic:blipFill>
+                          <a:blip r:embed="rId9"/>
+                          <a:stretch>
+                            <a:fillRect/>
+                          </a:stretch>
+                        </pic:blipFill>
+                        <pic:spPr>
+                          <a:xfrm>
+                            <a:off x="0" y="0"/>
+                            <a:ext cx="1097280" cy="617220"/>
+                          </a:xfrm>
+                          <a:prstGeom prst="rect"/>
+                        </pic:spPr>
+                      </pic:pic>
+                    </a:graphicData>
+                  </a:graphic>
+                </wp:inline>
+              </w:drawing>
             </w:r>
           </w:p>
         </w:tc>
@@ -1297,7 +2909,38 @@
           </w:tcPr>
           <w:p>
             <w:r>
-              <w:t>frame_0070.jpg</w:t>
+              <w:drawing>
+                <wp:inline xmlns:a="http://schemas.openxmlformats.org/drawingml/2006/main" xmlns:pic="http://schemas.openxmlformats.org/drawingml/2006/picture">
+                  <wp:extent cx="1097280" cy="617220"/>
+                  <wp:docPr id="53" name="Picture 53"/>
+                  <wp:cNvGraphicFramePr>
+                    <a:graphicFrameLocks noChangeAspect="1"/>
+                  </wp:cNvGraphicFramePr>
+                  <a:graphic>
+                    <a:graphicData uri="http://schemas.openxmlformats.org/drawingml/2006/picture">
+                      <pic:pic>
+                        <pic:nvPicPr>
+                          <pic:cNvPr id="0" name="frame_0070.jpg"/>
+                          <pic:cNvPicPr/>
+                        </pic:nvPicPr>
+                        <pic:blipFill>
+                          <a:blip r:embed="rId10"/>
+                          <a:stretch>
+                            <a:fillRect/>
+                          </a:stretch>
+                        </pic:blipFill>
+                        <pic:spPr>
+                          <a:xfrm>
+                            <a:off x="0" y="0"/>
+                            <a:ext cx="1097280" cy="617220"/>
+                          </a:xfrm>
+                          <a:prstGeom prst="rect"/>
+                        </pic:spPr>
+                      </pic:pic>
+                    </a:graphicData>
+                  </a:graphic>
+                </wp:inline>
+              </w:drawing>
             </w:r>
           </w:p>
         </w:tc>
@@ -1307,7 +2950,38 @@
           </w:tcPr>
           <w:p>
             <w:r>
-              <w:t>frame_0139.jpg</w:t>
+              <w:drawing>
+                <wp:inline xmlns:a="http://schemas.openxmlformats.org/drawingml/2006/main" xmlns:pic="http://schemas.openxmlformats.org/drawingml/2006/picture">
+                  <wp:extent cx="1097280" cy="617220"/>
+                  <wp:docPr id="54" name="Picture 54"/>
+                  <wp:cNvGraphicFramePr>
+                    <a:graphicFrameLocks noChangeAspect="1"/>
+                  </wp:cNvGraphicFramePr>
+                  <a:graphic>
+                    <a:graphicData uri="http://schemas.openxmlformats.org/drawingml/2006/picture">
+                      <pic:pic>
+                        <pic:nvPicPr>
+                          <pic:cNvPr id="0" name="frame_0139.jpg"/>
+                          <pic:cNvPicPr/>
+                        </pic:nvPicPr>
+                        <pic:blipFill>
+                          <a:blip r:embed="rId11"/>
+                          <a:stretch>
+                            <a:fillRect/>
+                          </a:stretch>
+                        </pic:blipFill>
+                        <pic:spPr>
+                          <a:xfrm>
+                            <a:off x="0" y="0"/>
+                            <a:ext cx="1097280" cy="617220"/>
+                          </a:xfrm>
+                          <a:prstGeom prst="rect"/>
+                        </pic:spPr>
+                      </pic:pic>
+                    </a:graphicData>
+                  </a:graphic>
+                </wp:inline>
+              </w:drawing>
             </w:r>
           </w:p>
         </w:tc>
@@ -1361,7 +3035,38 @@
           </w:tcPr>
           <w:p>
             <w:r>
-              <w:t>frame_0000.jpg</w:t>
+              <w:drawing>
+                <wp:inline xmlns:a="http://schemas.openxmlformats.org/drawingml/2006/main" xmlns:pic="http://schemas.openxmlformats.org/drawingml/2006/picture">
+                  <wp:extent cx="1097280" cy="617220"/>
+                  <wp:docPr id="55" name="Picture 55"/>
+                  <wp:cNvGraphicFramePr>
+                    <a:graphicFrameLocks noChangeAspect="1"/>
+                  </wp:cNvGraphicFramePr>
+                  <a:graphic>
+                    <a:graphicData uri="http://schemas.openxmlformats.org/drawingml/2006/picture">
+                      <pic:pic>
+                        <pic:nvPicPr>
+                          <pic:cNvPr id="0" name="frame_0000.jpg"/>
+                          <pic:cNvPicPr/>
+                        </pic:nvPicPr>
+                        <pic:blipFill>
+                          <a:blip r:embed="rId9"/>
+                          <a:stretch>
+                            <a:fillRect/>
+                          </a:stretch>
+                        </pic:blipFill>
+                        <pic:spPr>
+                          <a:xfrm>
+                            <a:off x="0" y="0"/>
+                            <a:ext cx="1097280" cy="617220"/>
+                          </a:xfrm>
+                          <a:prstGeom prst="rect"/>
+                        </pic:spPr>
+                      </pic:pic>
+                    </a:graphicData>
+                  </a:graphic>
+                </wp:inline>
+              </w:drawing>
             </w:r>
           </w:p>
         </w:tc>
@@ -1371,7 +3076,38 @@
           </w:tcPr>
           <w:p>
             <w:r>
-              <w:t>frame_0070.jpg</w:t>
+              <w:drawing>
+                <wp:inline xmlns:a="http://schemas.openxmlformats.org/drawingml/2006/main" xmlns:pic="http://schemas.openxmlformats.org/drawingml/2006/picture">
+                  <wp:extent cx="1097280" cy="617220"/>
+                  <wp:docPr id="56" name="Picture 56"/>
+                  <wp:cNvGraphicFramePr>
+                    <a:graphicFrameLocks noChangeAspect="1"/>
+                  </wp:cNvGraphicFramePr>
+                  <a:graphic>
+                    <a:graphicData uri="http://schemas.openxmlformats.org/drawingml/2006/picture">
+                      <pic:pic>
+                        <pic:nvPicPr>
+                          <pic:cNvPr id="0" name="frame_0070.jpg"/>
+                          <pic:cNvPicPr/>
+                        </pic:nvPicPr>
+                        <pic:blipFill>
+                          <a:blip r:embed="rId10"/>
+                          <a:stretch>
+                            <a:fillRect/>
+                          </a:stretch>
+                        </pic:blipFill>
+                        <pic:spPr>
+                          <a:xfrm>
+                            <a:off x="0" y="0"/>
+                            <a:ext cx="1097280" cy="617220"/>
+                          </a:xfrm>
+                          <a:prstGeom prst="rect"/>
+                        </pic:spPr>
+                      </pic:pic>
+                    </a:graphicData>
+                  </a:graphic>
+                </wp:inline>
+              </w:drawing>
             </w:r>
           </w:p>
         </w:tc>
@@ -1381,7 +3117,38 @@
           </w:tcPr>
           <w:p>
             <w:r>
-              <w:t>frame_0139.jpg</w:t>
+              <w:drawing>
+                <wp:inline xmlns:a="http://schemas.openxmlformats.org/drawingml/2006/main" xmlns:pic="http://schemas.openxmlformats.org/drawingml/2006/picture">
+                  <wp:extent cx="1097280" cy="617220"/>
+                  <wp:docPr id="57" name="Picture 57"/>
+                  <wp:cNvGraphicFramePr>
+                    <a:graphicFrameLocks noChangeAspect="1"/>
+                  </wp:cNvGraphicFramePr>
+                  <a:graphic>
+                    <a:graphicData uri="http://schemas.openxmlformats.org/drawingml/2006/picture">
+                      <pic:pic>
+                        <pic:nvPicPr>
+                          <pic:cNvPr id="0" name="frame_0139.jpg"/>
+                          <pic:cNvPicPr/>
+                        </pic:nvPicPr>
+                        <pic:blipFill>
+                          <a:blip r:embed="rId11"/>
+                          <a:stretch>
+                            <a:fillRect/>
+                          </a:stretch>
+                        </pic:blipFill>
+                        <pic:spPr>
+                          <a:xfrm>
+                            <a:off x="0" y="0"/>
+                            <a:ext cx="1097280" cy="617220"/>
+                          </a:xfrm>
+                          <a:prstGeom prst="rect"/>
+                        </pic:spPr>
+                      </pic:pic>
+                    </a:graphicData>
+                  </a:graphic>
+                </wp:inline>
+              </w:drawing>
             </w:r>
           </w:p>
         </w:tc>
@@ -1425,7 +3192,38 @@
           </w:tcPr>
           <w:p>
             <w:r>
-              <w:t>frame_0000.jpg</w:t>
+              <w:drawing>
+                <wp:inline xmlns:a="http://schemas.openxmlformats.org/drawingml/2006/main" xmlns:pic="http://schemas.openxmlformats.org/drawingml/2006/picture">
+                  <wp:extent cx="1097280" cy="617220"/>
+                  <wp:docPr id="58" name="Picture 58"/>
+                  <wp:cNvGraphicFramePr>
+                    <a:graphicFrameLocks noChangeAspect="1"/>
+                  </wp:cNvGraphicFramePr>
+                  <a:graphic>
+                    <a:graphicData uri="http://schemas.openxmlformats.org/drawingml/2006/picture">
+                      <pic:pic>
+                        <pic:nvPicPr>
+                          <pic:cNvPr id="0" name="frame_0000.jpg"/>
+                          <pic:cNvPicPr/>
+                        </pic:nvPicPr>
+                        <pic:blipFill>
+                          <a:blip r:embed="rId9"/>
+                          <a:stretch>
+                            <a:fillRect/>
+                          </a:stretch>
+                        </pic:blipFill>
+                        <pic:spPr>
+                          <a:xfrm>
+                            <a:off x="0" y="0"/>
+                            <a:ext cx="1097280" cy="617220"/>
+                          </a:xfrm>
+                          <a:prstGeom prst="rect"/>
+                        </pic:spPr>
+                      </pic:pic>
+                    </a:graphicData>
+                  </a:graphic>
+                </wp:inline>
+              </w:drawing>
             </w:r>
           </w:p>
         </w:tc>
@@ -1435,7 +3233,38 @@
           </w:tcPr>
           <w:p>
             <w:r>
-              <w:t>frame_0070.jpg</w:t>
+              <w:drawing>
+                <wp:inline xmlns:a="http://schemas.openxmlformats.org/drawingml/2006/main" xmlns:pic="http://schemas.openxmlformats.org/drawingml/2006/picture">
+                  <wp:extent cx="1097280" cy="617220"/>
+                  <wp:docPr id="59" name="Picture 59"/>
+                  <wp:cNvGraphicFramePr>
+                    <a:graphicFrameLocks noChangeAspect="1"/>
+                  </wp:cNvGraphicFramePr>
+                  <a:graphic>
+                    <a:graphicData uri="http://schemas.openxmlformats.org/drawingml/2006/picture">
+                      <pic:pic>
+                        <pic:nvPicPr>
+                          <pic:cNvPr id="0" name="frame_0070.jpg"/>
+                          <pic:cNvPicPr/>
+                        </pic:nvPicPr>
+                        <pic:blipFill>
+                          <a:blip r:embed="rId10"/>
+                          <a:stretch>
+                            <a:fillRect/>
+                          </a:stretch>
+                        </pic:blipFill>
+                        <pic:spPr>
+                          <a:xfrm>
+                            <a:off x="0" y="0"/>
+                            <a:ext cx="1097280" cy="617220"/>
+                          </a:xfrm>
+                          <a:prstGeom prst="rect"/>
+                        </pic:spPr>
+                      </pic:pic>
+                    </a:graphicData>
+                  </a:graphic>
+                </wp:inline>
+              </w:drawing>
             </w:r>
           </w:p>
         </w:tc>
@@ -1445,7 +3274,38 @@
           </w:tcPr>
           <w:p>
             <w:r>
-              <w:t>frame_0139.jpg</w:t>
+              <w:drawing>
+                <wp:inline xmlns:a="http://schemas.openxmlformats.org/drawingml/2006/main" xmlns:pic="http://schemas.openxmlformats.org/drawingml/2006/picture">
+                  <wp:extent cx="1097280" cy="617220"/>
+                  <wp:docPr id="60" name="Picture 60"/>
+                  <wp:cNvGraphicFramePr>
+                    <a:graphicFrameLocks noChangeAspect="1"/>
+                  </wp:cNvGraphicFramePr>
+                  <a:graphic>
+                    <a:graphicData uri="http://schemas.openxmlformats.org/drawingml/2006/picture">
+                      <pic:pic>
+                        <pic:nvPicPr>
+                          <pic:cNvPr id="0" name="frame_0139.jpg"/>
+                          <pic:cNvPicPr/>
+                        </pic:nvPicPr>
+                        <pic:blipFill>
+                          <a:blip r:embed="rId11"/>
+                          <a:stretch>
+                            <a:fillRect/>
+                          </a:stretch>
+                        </pic:blipFill>
+                        <pic:spPr>
+                          <a:xfrm>
+                            <a:off x="0" y="0"/>
+                            <a:ext cx="1097280" cy="617220"/>
+                          </a:xfrm>
+                          <a:prstGeom prst="rect"/>
+                        </pic:spPr>
+                      </pic:pic>
+                    </a:graphicData>
+                  </a:graphic>
+                </wp:inline>
+              </w:drawing>
             </w:r>
           </w:p>
         </w:tc>
@@ -1499,7 +3359,38 @@
           </w:tcPr>
           <w:p>
             <w:r>
-              <w:t>frame_0000.jpg</w:t>
+              <w:drawing>
+                <wp:inline xmlns:a="http://schemas.openxmlformats.org/drawingml/2006/main" xmlns:pic="http://schemas.openxmlformats.org/drawingml/2006/picture">
+                  <wp:extent cx="1097280" cy="617220"/>
+                  <wp:docPr id="61" name="Picture 61"/>
+                  <wp:cNvGraphicFramePr>
+                    <a:graphicFrameLocks noChangeAspect="1"/>
+                  </wp:cNvGraphicFramePr>
+                  <a:graphic>
+                    <a:graphicData uri="http://schemas.openxmlformats.org/drawingml/2006/picture">
+                      <pic:pic>
+                        <pic:nvPicPr>
+                          <pic:cNvPr id="0" name="frame_0000.jpg"/>
+                          <pic:cNvPicPr/>
+                        </pic:nvPicPr>
+                        <pic:blipFill>
+                          <a:blip r:embed="rId9"/>
+                          <a:stretch>
+                            <a:fillRect/>
+                          </a:stretch>
+                        </pic:blipFill>
+                        <pic:spPr>
+                          <a:xfrm>
+                            <a:off x="0" y="0"/>
+                            <a:ext cx="1097280" cy="617220"/>
+                          </a:xfrm>
+                          <a:prstGeom prst="rect"/>
+                        </pic:spPr>
+                      </pic:pic>
+                    </a:graphicData>
+                  </a:graphic>
+                </wp:inline>
+              </w:drawing>
             </w:r>
           </w:p>
         </w:tc>
@@ -1509,7 +3400,38 @@
           </w:tcPr>
           <w:p>
             <w:r>
-              <w:t>frame_0070.jpg</w:t>
+              <w:drawing>
+                <wp:inline xmlns:a="http://schemas.openxmlformats.org/drawingml/2006/main" xmlns:pic="http://schemas.openxmlformats.org/drawingml/2006/picture">
+                  <wp:extent cx="1097280" cy="617220"/>
+                  <wp:docPr id="62" name="Picture 62"/>
+                  <wp:cNvGraphicFramePr>
+                    <a:graphicFrameLocks noChangeAspect="1"/>
+                  </wp:cNvGraphicFramePr>
+                  <a:graphic>
+                    <a:graphicData uri="http://schemas.openxmlformats.org/drawingml/2006/picture">
+                      <pic:pic>
+                        <pic:nvPicPr>
+                          <pic:cNvPr id="0" name="frame_0070.jpg"/>
+                          <pic:cNvPicPr/>
+                        </pic:nvPicPr>
+                        <pic:blipFill>
+                          <a:blip r:embed="rId10"/>
+                          <a:stretch>
+                            <a:fillRect/>
+                          </a:stretch>
+                        </pic:blipFill>
+                        <pic:spPr>
+                          <a:xfrm>
+                            <a:off x="0" y="0"/>
+                            <a:ext cx="1097280" cy="617220"/>
+                          </a:xfrm>
+                          <a:prstGeom prst="rect"/>
+                        </pic:spPr>
+                      </pic:pic>
+                    </a:graphicData>
+                  </a:graphic>
+                </wp:inline>
+              </w:drawing>
             </w:r>
           </w:p>
         </w:tc>
@@ -1519,7 +3441,38 @@
           </w:tcPr>
           <w:p>
             <w:r>
-              <w:t>frame_0139.jpg</w:t>
+              <w:drawing>
+                <wp:inline xmlns:a="http://schemas.openxmlformats.org/drawingml/2006/main" xmlns:pic="http://schemas.openxmlformats.org/drawingml/2006/picture">
+                  <wp:extent cx="1097280" cy="617220"/>
+                  <wp:docPr id="63" name="Picture 63"/>
+                  <wp:cNvGraphicFramePr>
+                    <a:graphicFrameLocks noChangeAspect="1"/>
+                  </wp:cNvGraphicFramePr>
+                  <a:graphic>
+                    <a:graphicData uri="http://schemas.openxmlformats.org/drawingml/2006/picture">
+                      <pic:pic>
+                        <pic:nvPicPr>
+                          <pic:cNvPr id="0" name="frame_0139.jpg"/>
+                          <pic:cNvPicPr/>
+                        </pic:nvPicPr>
+                        <pic:blipFill>
+                          <a:blip r:embed="rId11"/>
+                          <a:stretch>
+                            <a:fillRect/>
+                          </a:stretch>
+                        </pic:blipFill>
+                        <pic:spPr>
+                          <a:xfrm>
+                            <a:off x="0" y="0"/>
+                            <a:ext cx="1097280" cy="617220"/>
+                          </a:xfrm>
+                          <a:prstGeom prst="rect"/>
+                        </pic:spPr>
+                      </pic:pic>
+                    </a:graphicData>
+                  </a:graphic>
+                </wp:inline>
+              </w:drawing>
             </w:r>
           </w:p>
         </w:tc>
@@ -1563,7 +3516,38 @@
           </w:tcPr>
           <w:p>
             <w:r>
-              <w:t>frame_0000.jpg</w:t>
+              <w:drawing>
+                <wp:inline xmlns:a="http://schemas.openxmlformats.org/drawingml/2006/main" xmlns:pic="http://schemas.openxmlformats.org/drawingml/2006/picture">
+                  <wp:extent cx="1097280" cy="617220"/>
+                  <wp:docPr id="64" name="Picture 64"/>
+                  <wp:cNvGraphicFramePr>
+                    <a:graphicFrameLocks noChangeAspect="1"/>
+                  </wp:cNvGraphicFramePr>
+                  <a:graphic>
+                    <a:graphicData uri="http://schemas.openxmlformats.org/drawingml/2006/picture">
+                      <pic:pic>
+                        <pic:nvPicPr>
+                          <pic:cNvPr id="0" name="frame_0000.jpg"/>
+                          <pic:cNvPicPr/>
+                        </pic:nvPicPr>
+                        <pic:blipFill>
+                          <a:blip r:embed="rId9"/>
+                          <a:stretch>
+                            <a:fillRect/>
+                          </a:stretch>
+                        </pic:blipFill>
+                        <pic:spPr>
+                          <a:xfrm>
+                            <a:off x="0" y="0"/>
+                            <a:ext cx="1097280" cy="617220"/>
+                          </a:xfrm>
+                          <a:prstGeom prst="rect"/>
+                        </pic:spPr>
+                      </pic:pic>
+                    </a:graphicData>
+                  </a:graphic>
+                </wp:inline>
+              </w:drawing>
             </w:r>
           </w:p>
         </w:tc>
@@ -1573,7 +3557,38 @@
           </w:tcPr>
           <w:p>
             <w:r>
-              <w:t>frame_0070.jpg</w:t>
+              <w:drawing>
+                <wp:inline xmlns:a="http://schemas.openxmlformats.org/drawingml/2006/main" xmlns:pic="http://schemas.openxmlformats.org/drawingml/2006/picture">
+                  <wp:extent cx="1097280" cy="617220"/>
+                  <wp:docPr id="65" name="Picture 65"/>
+                  <wp:cNvGraphicFramePr>
+                    <a:graphicFrameLocks noChangeAspect="1"/>
+                  </wp:cNvGraphicFramePr>
+                  <a:graphic>
+                    <a:graphicData uri="http://schemas.openxmlformats.org/drawingml/2006/picture">
+                      <pic:pic>
+                        <pic:nvPicPr>
+                          <pic:cNvPr id="0" name="frame_0070.jpg"/>
+                          <pic:cNvPicPr/>
+                        </pic:nvPicPr>
+                        <pic:blipFill>
+                          <a:blip r:embed="rId10"/>
+                          <a:stretch>
+                            <a:fillRect/>
+                          </a:stretch>
+                        </pic:blipFill>
+                        <pic:spPr>
+                          <a:xfrm>
+                            <a:off x="0" y="0"/>
+                            <a:ext cx="1097280" cy="617220"/>
+                          </a:xfrm>
+                          <a:prstGeom prst="rect"/>
+                        </pic:spPr>
+                      </pic:pic>
+                    </a:graphicData>
+                  </a:graphic>
+                </wp:inline>
+              </w:drawing>
             </w:r>
           </w:p>
         </w:tc>
@@ -1583,7 +3598,38 @@
           </w:tcPr>
           <w:p>
             <w:r>
-              <w:t>frame_0139.jpg</w:t>
+              <w:drawing>
+                <wp:inline xmlns:a="http://schemas.openxmlformats.org/drawingml/2006/main" xmlns:pic="http://schemas.openxmlformats.org/drawingml/2006/picture">
+                  <wp:extent cx="1097280" cy="617220"/>
+                  <wp:docPr id="66" name="Picture 66"/>
+                  <wp:cNvGraphicFramePr>
+                    <a:graphicFrameLocks noChangeAspect="1"/>
+                  </wp:cNvGraphicFramePr>
+                  <a:graphic>
+                    <a:graphicData uri="http://schemas.openxmlformats.org/drawingml/2006/picture">
+                      <pic:pic>
+                        <pic:nvPicPr>
+                          <pic:cNvPr id="0" name="frame_0139.jpg"/>
+                          <pic:cNvPicPr/>
+                        </pic:nvPicPr>
+                        <pic:blipFill>
+                          <a:blip r:embed="rId11"/>
+                          <a:stretch>
+                            <a:fillRect/>
+                          </a:stretch>
+                        </pic:blipFill>
+                        <pic:spPr>
+                          <a:xfrm>
+                            <a:off x="0" y="0"/>
+                            <a:ext cx="1097280" cy="617220"/>
+                          </a:xfrm>
+                          <a:prstGeom prst="rect"/>
+                        </pic:spPr>
+                      </pic:pic>
+                    </a:graphicData>
+                  </a:graphic>
+                </wp:inline>
+              </w:drawing>
             </w:r>
           </w:p>
         </w:tc>
@@ -1630,7 +3676,38 @@
           </w:tcPr>
           <w:p>
             <w:r>
-              <w:t>frame_0000.jpg</w:t>
+              <w:drawing>
+                <wp:inline xmlns:a="http://schemas.openxmlformats.org/drawingml/2006/main" xmlns:pic="http://schemas.openxmlformats.org/drawingml/2006/picture">
+                  <wp:extent cx="1280160" cy="720090"/>
+                  <wp:docPr id="67" name="Picture 67"/>
+                  <wp:cNvGraphicFramePr>
+                    <a:graphicFrameLocks noChangeAspect="1"/>
+                  </wp:cNvGraphicFramePr>
+                  <a:graphic>
+                    <a:graphicData uri="http://schemas.openxmlformats.org/drawingml/2006/picture">
+                      <pic:pic>
+                        <pic:nvPicPr>
+                          <pic:cNvPr id="0" name="frame_0000.jpg"/>
+                          <pic:cNvPicPr/>
+                        </pic:nvPicPr>
+                        <pic:blipFill>
+                          <a:blip r:embed="rId9"/>
+                          <a:stretch>
+                            <a:fillRect/>
+                          </a:stretch>
+                        </pic:blipFill>
+                        <pic:spPr>
+                          <a:xfrm>
+                            <a:off x="0" y="0"/>
+                            <a:ext cx="1280160" cy="720090"/>
+                          </a:xfrm>
+                          <a:prstGeom prst="rect"/>
+                        </pic:spPr>
+                      </pic:pic>
+                    </a:graphicData>
+                  </a:graphic>
+                </wp:inline>
+              </w:drawing>
             </w:r>
           </w:p>
         </w:tc>
@@ -1640,7 +3717,38 @@
           </w:tcPr>
           <w:p>
             <w:r>
-              <w:t>frame_0070.jpg</w:t>
+              <w:drawing>
+                <wp:inline xmlns:a="http://schemas.openxmlformats.org/drawingml/2006/main" xmlns:pic="http://schemas.openxmlformats.org/drawingml/2006/picture">
+                  <wp:extent cx="1280160" cy="720090"/>
+                  <wp:docPr id="68" name="Picture 68"/>
+                  <wp:cNvGraphicFramePr>
+                    <a:graphicFrameLocks noChangeAspect="1"/>
+                  </wp:cNvGraphicFramePr>
+                  <a:graphic>
+                    <a:graphicData uri="http://schemas.openxmlformats.org/drawingml/2006/picture">
+                      <pic:pic>
+                        <pic:nvPicPr>
+                          <pic:cNvPr id="0" name="frame_0070.jpg"/>
+                          <pic:cNvPicPr/>
+                        </pic:nvPicPr>
+                        <pic:blipFill>
+                          <a:blip r:embed="rId10"/>
+                          <a:stretch>
+                            <a:fillRect/>
+                          </a:stretch>
+                        </pic:blipFill>
+                        <pic:spPr>
+                          <a:xfrm>
+                            <a:off x="0" y="0"/>
+                            <a:ext cx="1280160" cy="720090"/>
+                          </a:xfrm>
+                          <a:prstGeom prst="rect"/>
+                        </pic:spPr>
+                      </pic:pic>
+                    </a:graphicData>
+                  </a:graphic>
+                </wp:inline>
+              </w:drawing>
             </w:r>
           </w:p>
         </w:tc>
@@ -1650,7 +3758,38 @@
           </w:tcPr>
           <w:p>
             <w:r>
-              <w:t>frame_0139.jpg</w:t>
+              <w:drawing>
+                <wp:inline xmlns:a="http://schemas.openxmlformats.org/drawingml/2006/main" xmlns:pic="http://schemas.openxmlformats.org/drawingml/2006/picture">
+                  <wp:extent cx="1280160" cy="720090"/>
+                  <wp:docPr id="69" name="Picture 69"/>
+                  <wp:cNvGraphicFramePr>
+                    <a:graphicFrameLocks noChangeAspect="1"/>
+                  </wp:cNvGraphicFramePr>
+                  <a:graphic>
+                    <a:graphicData uri="http://schemas.openxmlformats.org/drawingml/2006/picture">
+                      <pic:pic>
+                        <pic:nvPicPr>
+                          <pic:cNvPr id="0" name="frame_0139.jpg"/>
+                          <pic:cNvPicPr/>
+                        </pic:nvPicPr>
+                        <pic:blipFill>
+                          <a:blip r:embed="rId11"/>
+                          <a:stretch>
+                            <a:fillRect/>
+                          </a:stretch>
+                        </pic:blipFill>
+                        <pic:spPr>
+                          <a:xfrm>
+                            <a:off x="0" y="0"/>
+                            <a:ext cx="1280160" cy="720090"/>
+                          </a:xfrm>
+                          <a:prstGeom prst="rect"/>
+                        </pic:spPr>
+                      </pic:pic>
+                    </a:graphicData>
+                  </a:graphic>
+                </wp:inline>
+              </w:drawing>
             </w:r>
           </w:p>
         </w:tc>
